--- a/guj/docx/54.content.docx
+++ b/guj/docx/54.content.docx
@@ -2783,18 +2783,12 @@
         </w:rPr>
         <w:t xml:space="preserve"> શબ્દોનો ઉપયોગ કરે છે. તે બંનેમાંથી એકનો તિમોથી અને પોતે, અથવા અન્ય બધા વિશ્વાસીઓ માટે, જેમાં તે બન્ને નો સમાવેશ થાય છે ને સંધર્ભે છે. તેથી સામાન્ય રીતે, આ શબ્દોમાં પ્રેષ્યનો સમાવેશ થાય છે. નોંધમાં એક સંભવિત અપવાદની ચર્ચા કરવામાં આવશે</w:t>
       </w:r>
-      <w:hyperlink r:id="rId13">
-        <w:r>
-          <w:rPr>
-            <w:lang w:val="gu_IN" w:bidi="gu_IN"/>
-          </w:rPr>
-          <w:rPr>
-            <w:color w:val="0000EE"/>
-            <w:u w:val="single"/>
-          </w:rPr>
-          <w:t>૪:૧૦</w:t>
-        </w:r>
-      </w:hyperlink>
+      <w:r>
+        <w:rPr>
+          <w:lang w:val="gu_IN" w:bidi="gu_IN"/>
+        </w:rPr>
+        <w:t>૪:૧૦</w:t>
+      </w:r>
       <w:r>
         <w:rPr>
           <w:lang w:val="gu_IN" w:bidi="gu_IN"/>
@@ -5459,18 +5453,12 @@
         </w:rPr>
         <w:t xml:space="preserve">જેમ </w:t>
       </w:r>
-      <w:hyperlink r:id="rId14">
-        <w:r>
-          <w:rPr>
-            <w:lang w:val="gu_IN" w:bidi="gu_IN"/>
-          </w:rPr>
-          <w:rPr>
-            <w:color w:val="0000EE"/>
-            <w:u w:val="single"/>
-          </w:rPr>
-          <w:t>૧:૧૫</w:t>
-        </w:r>
-      </w:hyperlink>
+      <w:r>
+        <w:rPr>
+          <w:lang w:val="gu_IN" w:bidi="gu_IN"/>
+        </w:rPr>
+        <w:t>૧:૧૫</w:t>
+      </w:r>
       <w:r>
         <w:rPr>
           <w:lang w:val="gu_IN" w:bidi="gu_IN"/>
@@ -7737,18 +7725,12 @@
         </w:rPr>
         <w:t xml:space="preserve">જેમ </w:t>
       </w:r>
-      <w:hyperlink r:id="rId15">
-        <w:r>
-          <w:rPr>
-            <w:lang w:val="gu_IN" w:bidi="gu_IN"/>
-          </w:rPr>
-          <w:rPr>
-            <w:color w:val="0000EE"/>
-            <w:u w:val="single"/>
-          </w:rPr>
-          <w:t>૨:૧૧</w:t>
-        </w:r>
-      </w:hyperlink>
+      <w:r>
+        <w:rPr>
+          <w:lang w:val="gu_IN" w:bidi="gu_IN"/>
+        </w:rPr>
+        <w:t>૨:૧૧</w:t>
+      </w:r>
       <w:r>
         <w:rPr>
           <w:lang w:val="gu_IN" w:bidi="gu_IN"/>
@@ -29307,18 +29289,12 @@
         </w:rPr>
         <w:t xml:space="preserve">તમે </w:t>
       </w:r>
-      <w:hyperlink r:id="rId16">
-        <w:r>
-          <w:rPr>
-            <w:lang w:val="gu_IN" w:bidi="gu_IN"/>
-          </w:rPr>
-          <w:rPr>
-            <w:color w:val="0000EE"/>
-            <w:u w:val="single"/>
-          </w:rPr>
-          <w:t>૨:૬</w:t>
-        </w:r>
-      </w:hyperlink>
+      <w:r>
+        <w:rPr>
+          <w:lang w:val="gu_IN" w:bidi="gu_IN"/>
+        </w:rPr>
+        <w:t>૨:૬</w:t>
+      </w:r>
       <w:r>
         <w:rPr>
           <w:lang w:val="gu_IN" w:bidi="gu_IN"/>

--- a/guj/docx/54.content.docx
+++ b/guj/docx/54.content.docx
@@ -2346,6 +2346,172 @@
         <w:rPr>
           <w:lang w:val="gu_IN" w:bidi="gu_IN"/>
         </w:rPr>
+        <w:t>1 તિમોથીને 1:5 (#6)</w:t>
+      </w:r>
+      <w:r>
+        <w:rPr>
+          <w:lang w:val="gu_IN" w:bidi="gu_IN"/>
+        </w:rPr>
+      </w:r>
+    </w:p>
+    <w:p>
+      <w:pPr/>
+      <w:r>
+        <w:rPr>
+          <w:lang w:val="gu_IN" w:bidi="gu_IN"/>
+        </w:rPr>
+      </w:r>
+      <w:r>
+        <w:rPr>
+          <w:b/>
+          <w:lang w:val="gu_IN" w:bidi="gu_IN"/>
+        </w:rPr>
+        <w:t>"નિષ્ઠાવાન વિશ્વાસ"</w:t>
+      </w:r>
+    </w:p>
+    <w:p>
+      <w:pPr/>
+      <w:r>
+        <w:rPr>
+          <w:lang w:val="gu_IN" w:bidi="gu_IN"/>
+        </w:rPr>
+      </w:r>
+      <w:r>
+        <w:rPr>
+          <w:lang w:val="gu_IN" w:bidi="gu_IN"/>
+        </w:rPr>
+        <w:t>આ ત્રીજી વસ્તુ છે જે પ્રેમ તરફ દોરી જાય છે, જે આદેશનું એક લક્ષ્ય છે. તે આદેશનો ત્રીજો ધ્યેય નથી. વૈકલ્પિક અનુવાદો: "અને વિશ્વાસથી જે વાસ્તવિક છે" અથવા "અને વિશ્વાસથી જે દંભ વિનાની છે"</w:t>
+      </w:r>
+      <w:r>
+        <w:rPr>
+          <w:lang w:val="gu_IN" w:bidi="gu_IN"/>
+        </w:rPr>
+      </w:r>
+      <w:r>
+        <w:rPr>
+          <w:lang w:val="gu_IN" w:bidi="gu_IN"/>
+        </w:rPr>
+      </w:r>
+    </w:p>
+    <w:p>
+      <w:pPr/>
+      <w:r>
+        <w:rPr>
+          <w:lang w:val="gu_IN" w:bidi="gu_IN"/>
+        </w:rPr>
+      </w:r>
+    </w:p>
+    <w:p>
+      <w:pPr>
+        <w:pStyle w:val="Heading2"/>
+      </w:pPr>
+      <w:r>
+        <w:rPr>
+          <w:lang w:val="gu_IN" w:bidi="gu_IN"/>
+        </w:rPr>
+        <w:t>1 તિમોથીને 1:5 (#2)</w:t>
+      </w:r>
+      <w:r>
+        <w:rPr>
+          <w:lang w:val="gu_IN" w:bidi="gu_IN"/>
+        </w:rPr>
+      </w:r>
+    </w:p>
+    <w:p>
+      <w:pPr/>
+      <w:r>
+        <w:rPr>
+          <w:lang w:val="gu_IN" w:bidi="gu_IN"/>
+        </w:rPr>
+      </w:r>
+      <w:r>
+        <w:rPr>
+          <w:b/>
+          <w:lang w:val="gu_IN" w:bidi="gu_IN"/>
+        </w:rPr>
+        <w:t>"હવે આ આજ્ઞાનો હેતુ &amp; છે"</w:t>
+      </w:r>
+    </w:p>
+    <w:p>
+      <w:pPr/>
+      <w:r>
+        <w:rPr>
+          <w:lang w:val="gu_IN" w:bidi="gu_IN"/>
+        </w:rPr>
+      </w:r>
+      <w:r>
+        <w:rPr>
+          <w:lang w:val="gu_IN" w:bidi="gu_IN"/>
+        </w:rPr>
+        <w:t xml:space="preserve">અહીં પાઉલ તિમોથીને </w:t>
+      </w:r>
+      <w:r>
+        <w:rPr>
+          <w:i/>
+          <w:lang w:val="gu_IN" w:bidi="gu_IN"/>
+        </w:rPr>
+        <w:t>ધ્યેય</w:t>
+      </w:r>
+      <w:r>
+        <w:rPr>
+          <w:lang w:val="gu_IN" w:bidi="gu_IN"/>
+        </w:rPr>
+        <w:t xml:space="preserve"> અથવા પરિણામ વ્યક્ત કરી રહ્યો છે જે તેના આપેલા આદેશથી તે ઈચ્છે છે.વૈકલ્પિક અનુવાદ: “હું</w:t>
+      </w:r>
+    </w:p>
+    <w:p>
+      <w:pPr/>
+      <w:r>
+        <w:rPr>
+          <w:lang w:val="gu_IN" w:bidi="gu_IN"/>
+        </w:rPr>
+      </w:r>
+      <w:r>
+        <w:rPr>
+          <w:lang w:val="gu_IN" w:bidi="gu_IN"/>
+        </w:rPr>
+        <w:t xml:space="preserve">pmb9 0 0 </w:t>
+        <w:br/>
+      </w:r>
+      <w:r>
+        <w:rPr>
+          <w:lang w:val="gu_IN" w:bidi="gu_IN"/>
+        </w:rPr>
+        <w:t>1:5 l7un παραγγελίας 1 આજ્ઞાનો 1 આ પાઉલ તિમોથીને આપેલી ચેતવણીઓનો સંદર્ભ આપે છે જે</w:t>
+      </w:r>
+      <w:r>
+        <w:rPr>
+          <w:lang w:val="gu_IN" w:bidi="gu_IN"/>
+        </w:rPr>
+        <w:t>૧:૩</w:t>
+      </w:r>
+      <w:r>
+        <w:rPr>
+          <w:lang w:val="gu_IN" w:bidi="gu_IN"/>
+        </w:rPr>
+      </w:r>
+      <w:r>
+        <w:rPr>
+          <w:lang w:val="gu_IN" w:bidi="gu_IN"/>
+        </w:rPr>
+      </w:r>
+    </w:p>
+    <w:p>
+      <w:pPr/>
+      <w:r>
+        <w:rPr>
+          <w:lang w:val="gu_IN" w:bidi="gu_IN"/>
+        </w:rPr>
+      </w:r>
+    </w:p>
+    <w:p>
+      <w:pPr>
+        <w:pStyle w:val="Heading2"/>
+      </w:pPr>
+      <w:r>
+        <w:rPr>
+          <w:lang w:val="gu_IN" w:bidi="gu_IN"/>
+        </w:rPr>
         <w:t>1 તિમોથીને 1:6 (#1)</w:t>
       </w:r>
       <w:r>
@@ -3516,6 +3682,90 @@
         <w:rPr>
           <w:lang w:val="gu_IN" w:bidi="gu_IN"/>
         </w:rPr>
+        <w:t>1 તિમોથીને 1:10 (#3)</w:t>
+      </w:r>
+      <w:r>
+        <w:rPr>
+          <w:lang w:val="gu_IN" w:bidi="gu_IN"/>
+        </w:rPr>
+      </w:r>
+    </w:p>
+    <w:p>
+      <w:pPr/>
+      <w:r>
+        <w:rPr>
+          <w:lang w:val="gu_IN" w:bidi="gu_IN"/>
+        </w:rPr>
+      </w:r>
+      <w:r>
+        <w:rPr>
+          <w:b/>
+          <w:lang w:val="gu_IN" w:bidi="gu_IN"/>
+        </w:rPr>
+        <w:t>"માણસોના વેપારીઓ"</w:t>
+      </w:r>
+    </w:p>
+    <w:p>
+      <w:pPr/>
+      <w:r>
+        <w:rPr>
+          <w:lang w:val="gu_IN" w:bidi="gu_IN"/>
+        </w:rPr>
+      </w:r>
+      <w:r>
+        <w:rPr>
+          <w:lang w:val="gu_IN" w:bidi="gu_IN"/>
+        </w:rPr>
+        <w:t>આ યાદી પરનો પાંચમો અને છેલ્લો સંયોજન શબ્દ છે. પાઉલ અહીં સામાન્ય અર્થમાં માણસ* શબ્દ વાપરે છે જેમાં પુરુષો અને સ્ત્રીઓ બંનેનો સમાવેશ થાય છે. વૈકલ્પિક અનુવાદ: જે લોકો અન્ય લોકોનું અપહરણ તેમને ગુલામ તરીકે વેચવા કરે છે.</w:t>
+      </w:r>
+    </w:p>
+    <w:p>
+      <w:pPr/>
+      <w:r>
+        <w:rPr>
+          <w:lang w:val="gu_IN" w:bidi="gu_IN"/>
+        </w:rPr>
+      </w:r>
+      <w:r>
+        <w:rPr>
+          <w:lang w:val="gu_IN" w:bidi="gu_IN"/>
+        </w:rPr>
+        <w:t xml:space="preserve">hw1y 0 0 </w:t>
+        <w:br/>
+      </w:r>
+      <w:r>
+        <w:rPr>
+          <w:lang w:val="gu_IN" w:bidi="gu_IN"/>
+        </w:rPr>
+        <w:t>1:10 gg42 καὶ εἴ τι ἕτερον τῇ ὑγιαινούσῃ διδασκαλίᾳ ἀντίκειται 1 તથા જે કાંઈ જે શુદ્ધ શિક્ષણની વિરુદ્ધ હોય, તેને માટે છે 1 અહીં પાઉલ કેટલાક શબ્દો છોડે છે, જે ઘણી ભાષાઓમાં, એક વાક્ય પૂર્ણ હોવું જરૂરી છે. તેનો અર્થ એ છે કે જો બીજું કંઈપણ તંદુરસ્ત શિક્ષણની વિરુદ્ધ છે તો પછી કાયદો તેવા લોકો માટે બનાવવામાં આવે છે જે તેઓ પણકરે છે. વૈકલ્પિક અનુવાદ: અને તે લોકો માટે કે જેઓ સંપૂર્ણ શિક્ષણ ની વિરૂદ્ધબીજું કંઈપણ કરે છે."</w:t>
+      </w:r>
+      <w:r>
+        <w:rPr>
+          <w:lang w:val="gu_IN" w:bidi="gu_IN"/>
+        </w:rPr>
+      </w:r>
+      <w:r>
+        <w:rPr>
+          <w:lang w:val="gu_IN" w:bidi="gu_IN"/>
+        </w:rPr>
+      </w:r>
+    </w:p>
+    <w:p>
+      <w:pPr/>
+      <w:r>
+        <w:rPr>
+          <w:lang w:val="gu_IN" w:bidi="gu_IN"/>
+        </w:rPr>
+      </w:r>
+    </w:p>
+    <w:p>
+      <w:pPr>
+        <w:pStyle w:val="Heading2"/>
+      </w:pPr>
+      <w:r>
+        <w:rPr>
+          <w:lang w:val="gu_IN" w:bidi="gu_IN"/>
+        </w:rPr>
         <w:t>1 તિમોથીને 1:11 (#1)</w:t>
       </w:r>
       <w:r>
@@ -5402,6 +5652,81 @@
         <w:rPr>
           <w:lang w:val="gu_IN" w:bidi="gu_IN"/>
         </w:rPr>
+        <w:t>1 તિમોથીને 1:20 (#1)</w:t>
+      </w:r>
+      <w:r>
+        <w:rPr>
+          <w:lang w:val="gu_IN" w:bidi="gu_IN"/>
+        </w:rPr>
+      </w:r>
+    </w:p>
+    <w:p>
+      <w:pPr/>
+      <w:r>
+        <w:rPr>
+          <w:lang w:val="gu_IN" w:bidi="gu_IN"/>
+        </w:rPr>
+      </w:r>
+      <w:r>
+        <w:rPr>
+          <w:b/>
+          <w:lang w:val="gu_IN" w:bidi="gu_IN"/>
+        </w:rPr>
+        <w:t>"મેં તેઓને શેતાનને સોંપ્યા છે"</w:t>
+      </w:r>
+    </w:p>
+    <w:p>
+      <w:pPr/>
+      <w:r>
+        <w:rPr>
+          <w:lang w:val="gu_IN" w:bidi="gu_IN"/>
+        </w:rPr>
+      </w:r>
+      <w:r>
+        <w:rPr>
+          <w:lang w:val="gu_IN" w:bidi="gu_IN"/>
+        </w:rPr>
+        <w:t xml:space="preserve">આનો અર્થ કદાચ એ થયો કે પાઉલે તેમને વિશ્વાસીઓના સમુદાયમાંથી હાંકી કાઢ્યો કારણ કે તેઓ હવે સમુદાયનો ભાગ નથી, શેતાન તેમની પહોંચ ધરાવે છે અને તેમને નુકસાન પહોંચાડી શકે છે. જો તે તમારા વાચકો ને મદદરૂપ છે, તો તમે ફૂટનોટમાં આ માહિતીનો સમાવેશ કરી શકો છો. વૈકલ્પિક અનુવાદ: “મેં શેતાનને તેઓને પીડા આપવાની છૂટ આપી છે" (જુઓ: </w:t>
+      </w:r>
+      <w:r>
+        <w:rPr>
+          <w:lang w:val="gu_IN" w:bidi="gu_IN"/>
+        </w:rPr>
+        <w:t>અનુમાનિત જ્ઞાન અને ગર્ભિત માહિતી</w:t>
+      </w:r>
+      <w:r>
+        <w:rPr>
+          <w:lang w:val="gu_IN" w:bidi="gu_IN"/>
+        </w:rPr>
+        <w:t>)</w:t>
+      </w:r>
+      <w:r>
+        <w:rPr>
+          <w:lang w:val="gu_IN" w:bidi="gu_IN"/>
+        </w:rPr>
+      </w:r>
+      <w:r>
+        <w:rPr>
+          <w:lang w:val="gu_IN" w:bidi="gu_IN"/>
+        </w:rPr>
+      </w:r>
+    </w:p>
+    <w:p>
+      <w:pPr/>
+      <w:r>
+        <w:rPr>
+          <w:lang w:val="gu_IN" w:bidi="gu_IN"/>
+        </w:rPr>
+      </w:r>
+    </w:p>
+    <w:p>
+      <w:pPr>
+        <w:pStyle w:val="Heading2"/>
+      </w:pPr>
+      <w:r>
+        <w:rPr>
+          <w:lang w:val="gu_IN" w:bidi="gu_IN"/>
+        </w:rPr>
         <w:t>1 તિમોથીને 2:1 (#1)</w:t>
       </w:r>
       <w:r>
@@ -5725,6 +6050,81 @@
           <w:lang w:val="gu_IN" w:bidi="gu_IN"/>
         </w:rPr>
         <w:t>)"</w:t>
+      </w:r>
+      <w:r>
+        <w:rPr>
+          <w:lang w:val="gu_IN" w:bidi="gu_IN"/>
+        </w:rPr>
+      </w:r>
+      <w:r>
+        <w:rPr>
+          <w:lang w:val="gu_IN" w:bidi="gu_IN"/>
+        </w:rPr>
+      </w:r>
+    </w:p>
+    <w:p>
+      <w:pPr/>
+      <w:r>
+        <w:rPr>
+          <w:lang w:val="gu_IN" w:bidi="gu_IN"/>
+        </w:rPr>
+      </w:r>
+    </w:p>
+    <w:p>
+      <w:pPr>
+        <w:pStyle w:val="Heading2"/>
+      </w:pPr>
+      <w:r>
+        <w:rPr>
+          <w:lang w:val="gu_IN" w:bidi="gu_IN"/>
+        </w:rPr>
+        <w:t>1 તિમોથીને 2:2 (#1)</w:t>
+      </w:r>
+      <w:r>
+        <w:rPr>
+          <w:lang w:val="gu_IN" w:bidi="gu_IN"/>
+        </w:rPr>
+      </w:r>
+    </w:p>
+    <w:p>
+      <w:pPr/>
+      <w:r>
+        <w:rPr>
+          <w:lang w:val="gu_IN" w:bidi="gu_IN"/>
+        </w:rPr>
+      </w:r>
+      <w:r>
+        <w:rPr>
+          <w:b/>
+          <w:lang w:val="gu_IN" w:bidi="gu_IN"/>
+        </w:rPr>
+        <w:t>"સંપૂર્ણ ઈશ્વરમય તથા સન્માનપૂર્વક"</w:t>
+      </w:r>
+    </w:p>
+    <w:p>
+      <w:pPr/>
+      <w:r>
+        <w:rPr>
+          <w:lang w:val="gu_IN" w:bidi="gu_IN"/>
+        </w:rPr>
+      </w:r>
+      <w:r>
+        <w:rPr>
+          <w:lang w:val="gu_IN" w:bidi="gu_IN"/>
+        </w:rPr>
+        <w:t xml:space="preserve">જો તે તમારા વાચકો માટે ઉપયોગી હોઈ શકે તો તમે અમૂર્ત સંજ્ઞા "ઈશ્વરભક્તિ" અને "ગૌરવ" પાછળના વિચારને શબ્દસમૂહો સાથે વ્યક્ત કરી શકો છો જે "સન્માન" અને "આદર" જેવા ક્રિયાપદોનો ઉપયોગ કરે છે. વૈકલ્પિક અનુવાદ: “જે દેવનું સન્માન કરે છે અને અન્ય લોકો આદર કરશે" (જુઓ: </w:t>
+      </w:r>
+      <w:r>
+        <w:rPr>
+          <w:lang w:val="gu_IN" w:bidi="gu_IN"/>
+        </w:rPr>
+        <w:t>﻿﻿﻿અમૂર્ત નામો</w:t>
+      </w:r>
+      <w:r>
+        <w:rPr>
+          <w:lang w:val="gu_IN" w:bidi="gu_IN"/>
+        </w:rPr>
+        <w:t>)</w:t>
       </w:r>
       <w:r>
         <w:rPr>
@@ -7206,6 +7606,81 @@
         <w:rPr>
           <w:lang w:val="gu_IN" w:bidi="gu_IN"/>
         </w:rPr>
+        <w:t>1 તિમોથીને 2:8 (#3)</w:t>
+      </w:r>
+      <w:r>
+        <w:rPr>
+          <w:lang w:val="gu_IN" w:bidi="gu_IN"/>
+        </w:rPr>
+      </w:r>
+    </w:p>
+    <w:p>
+      <w:pPr/>
+      <w:r>
+        <w:rPr>
+          <w:lang w:val="gu_IN" w:bidi="gu_IN"/>
+        </w:rPr>
+      </w:r>
+      <w:r>
+        <w:rPr>
+          <w:b/>
+          <w:lang w:val="gu_IN" w:bidi="gu_IN"/>
+        </w:rPr>
+        <w:t>"ગુસ્સા તથા વાતવિવાદ વગર"</w:t>
+      </w:r>
+    </w:p>
+    <w:p>
+      <w:pPr/>
+      <w:r>
+        <w:rPr>
+          <w:lang w:val="gu_IN" w:bidi="gu_IN"/>
+        </w:rPr>
+      </w:r>
+      <w:r>
+        <w:rPr>
+          <w:lang w:val="gu_IN" w:bidi="gu_IN"/>
+        </w:rPr>
+        <w:t>અહીં પાઉલ "અને" સાથે જોડાયેલા બે શબ્દોનો ઉપયોગ કરવાનો એક વિચાર વ્યક્ત કરે છે. "ગુસ્સો" શબ્દ જણાવે છે કે પુરુષોએ કઈ પ્રકારની "દલીલ" ટાળવી જોઈએ. તે તમારી ભાષામાં વધુ સ્પષ્ટ થશે, તમે આ અર્થને સમકક્ષ વાક્ય સાથે વ્યક્ત કરી શકો છો. વૈકલ્પિક અનુવાદ: "ગુસ્સા વગરની દલીલો" (જુઓ :</w:t>
+      </w:r>
+      <w:r>
+        <w:rPr>
+          <w:lang w:val="gu_IN" w:bidi="gu_IN"/>
+        </w:rPr>
+        <w:t>સંયોજકો</w:t>
+      </w:r>
+      <w:r>
+        <w:rPr>
+          <w:lang w:val="gu_IN" w:bidi="gu_IN"/>
+        </w:rPr>
+        <w:t>)</w:t>
+      </w:r>
+      <w:r>
+        <w:rPr>
+          <w:lang w:val="gu_IN" w:bidi="gu_IN"/>
+        </w:rPr>
+      </w:r>
+      <w:r>
+        <w:rPr>
+          <w:lang w:val="gu_IN" w:bidi="gu_IN"/>
+        </w:rPr>
+      </w:r>
+    </w:p>
+    <w:p>
+      <w:pPr/>
+      <w:r>
+        <w:rPr>
+          <w:lang w:val="gu_IN" w:bidi="gu_IN"/>
+        </w:rPr>
+      </w:r>
+    </w:p>
+    <w:p>
+      <w:pPr>
+        <w:pStyle w:val="Heading2"/>
+      </w:pPr>
+      <w:r>
+        <w:rPr>
+          <w:lang w:val="gu_IN" w:bidi="gu_IN"/>
+        </w:rPr>
         <w:t>1 તિમોથીને 2:9 (#1)</w:t>
       </w:r>
       <w:r>
@@ -8726,6 +9201,157 @@
         <w:rPr>
           <w:lang w:val="gu_IN" w:bidi="gu_IN"/>
         </w:rPr>
+        <w:t>1 તિમોથીને 2:15 (#5)</w:t>
+      </w:r>
+      <w:r>
+        <w:rPr>
+          <w:lang w:val="gu_IN" w:bidi="gu_IN"/>
+        </w:rPr>
+      </w:r>
+    </w:p>
+    <w:p>
+      <w:pPr/>
+      <w:r>
+        <w:rPr>
+          <w:lang w:val="gu_IN" w:bidi="gu_IN"/>
+        </w:rPr>
+      </w:r>
+      <w:r>
+        <w:rPr>
+          <w:b/>
+          <w:lang w:val="gu_IN" w:bidi="gu_IN"/>
+        </w:rPr>
+        <w:t>"જો તેઓ &amp; રહેશે તો"</w:t>
+      </w:r>
+    </w:p>
+    <w:p>
+      <w:pPr/>
+      <w:r>
+        <w:rPr>
+          <w:lang w:val="gu_IN" w:bidi="gu_IN"/>
+        </w:rPr>
+      </w:r>
+      <w:r>
+        <w:rPr>
+          <w:lang w:val="gu_IN" w:bidi="gu_IN"/>
+        </w:rPr>
+        <w:t xml:space="preserve">અહીં, </w:t>
+      </w:r>
+      <w:r>
+        <w:rPr>
+          <w:b/>
+          <w:lang w:val="gu_IN" w:bidi="gu_IN"/>
+        </w:rPr>
+        <w:t>તેઓ</w:t>
+      </w:r>
+      <w:r>
+        <w:rPr>
+          <w:lang w:val="gu_IN" w:bidi="gu_IN"/>
+        </w:rPr>
+        <w:t xml:space="preserve"> સ્ત્રીઓનો ઉલ્લેખ કરે છે. પોલ એકવચનમાંથી બહુવચનમાં સ્વિચ કરે છે કારણ કે તે સામાન્ય રીતે સ્ત્રીઓ માટે સ્ત્રીઓના પ્રતિનિધિ તરીકે હવા વિશે વાત કરવાનું બંધ કરે છે. વૈકલ્પિક અનુવાદ: "જો સ્ત્રીઓ જીવતી રહે તો"</w:t>
+      </w:r>
+      <w:r>
+        <w:rPr>
+          <w:lang w:val="gu_IN" w:bidi="gu_IN"/>
+        </w:rPr>
+      </w:r>
+      <w:r>
+        <w:rPr>
+          <w:lang w:val="gu_IN" w:bidi="gu_IN"/>
+        </w:rPr>
+      </w:r>
+    </w:p>
+    <w:p>
+      <w:pPr/>
+      <w:r>
+        <w:rPr>
+          <w:lang w:val="gu_IN" w:bidi="gu_IN"/>
+        </w:rPr>
+      </w:r>
+    </w:p>
+    <w:p>
+      <w:pPr>
+        <w:pStyle w:val="Heading2"/>
+      </w:pPr>
+      <w:r>
+        <w:rPr>
+          <w:lang w:val="gu_IN" w:bidi="gu_IN"/>
+        </w:rPr>
+        <w:t>1 તિમોથીને 2:15 (#7)</w:t>
+      </w:r>
+      <w:r>
+        <w:rPr>
+          <w:lang w:val="gu_IN" w:bidi="gu_IN"/>
+        </w:rPr>
+      </w:r>
+    </w:p>
+    <w:p>
+      <w:pPr/>
+      <w:r>
+        <w:rPr>
+          <w:lang w:val="gu_IN" w:bidi="gu_IN"/>
+        </w:rPr>
+      </w:r>
+      <w:r>
+        <w:rPr>
+          <w:b/>
+          <w:lang w:val="gu_IN" w:bidi="gu_IN"/>
+        </w:rPr>
+        <w:t>"મર્યાદાસહીત"</w:t>
+      </w:r>
+    </w:p>
+    <w:p>
+      <w:pPr/>
+      <w:r>
+        <w:rPr>
+          <w:lang w:val="gu_IN" w:bidi="gu_IN"/>
+        </w:rPr>
+      </w:r>
+      <w:r>
+        <w:rPr>
+          <w:lang w:val="gu_IN" w:bidi="gu_IN"/>
+        </w:rPr>
+        <w:t xml:space="preserve">આનો અર્થ થઈ શકે છે: (1) સારા નિર્ણય સાથે. (2) નમ્રતા સાથે. (3) સ્પષ્ટ વિચાર સાથે. (જુઓ: </w:t>
+      </w:r>
+      <w:r>
+        <w:rPr>
+          <w:lang w:val="gu_IN" w:bidi="gu_IN"/>
+        </w:rPr>
+        <w:t>રૂઢિપ્રયોગ</w:t>
+      </w:r>
+      <w:r>
+        <w:rPr>
+          <w:lang w:val="gu_IN" w:bidi="gu_IN"/>
+        </w:rPr>
+        <w:t>)</w:t>
+      </w:r>
+      <w:r>
+        <w:rPr>
+          <w:lang w:val="gu_IN" w:bidi="gu_IN"/>
+        </w:rPr>
+      </w:r>
+      <w:r>
+        <w:rPr>
+          <w:lang w:val="gu_IN" w:bidi="gu_IN"/>
+        </w:rPr>
+      </w:r>
+    </w:p>
+    <w:p>
+      <w:pPr/>
+      <w:r>
+        <w:rPr>
+          <w:lang w:val="gu_IN" w:bidi="gu_IN"/>
+        </w:rPr>
+      </w:r>
+    </w:p>
+    <w:p>
+      <w:pPr>
+        <w:pStyle w:val="Heading2"/>
+      </w:pPr>
+      <w:r>
+        <w:rPr>
+          <w:lang w:val="gu_IN" w:bidi="gu_IN"/>
+        </w:rPr>
         <w:t>1 તિમોથીને - અધ્યાય 3 પ્રસ્તાવના</w:t>
       </w:r>
       <w:r>
@@ -9013,6 +9639,69 @@
         <w:rPr>
           <w:lang w:val="gu_IN" w:bidi="gu_IN"/>
         </w:rPr>
+        <w:t>1 તિમોથીને 3:1 (#3)</w:t>
+      </w:r>
+      <w:r>
+        <w:rPr>
+          <w:lang w:val="gu_IN" w:bidi="gu_IN"/>
+        </w:rPr>
+      </w:r>
+    </w:p>
+    <w:p>
+      <w:pPr/>
+      <w:r>
+        <w:rPr>
+          <w:lang w:val="gu_IN" w:bidi="gu_IN"/>
+        </w:rPr>
+      </w:r>
+      <w:r>
+        <w:rPr>
+          <w:b/>
+          <w:lang w:val="gu_IN" w:bidi="gu_IN"/>
+        </w:rPr>
+        <w:t>"ઉત્તમ કાર્યની"</w:t>
+      </w:r>
+    </w:p>
+    <w:p>
+      <w:pPr/>
+      <w:r>
+        <w:rPr>
+          <w:lang w:val="gu_IN" w:bidi="gu_IN"/>
+        </w:rPr>
+      </w:r>
+      <w:r>
+        <w:rPr>
+          <w:lang w:val="gu_IN" w:bidi="gu_IN"/>
+        </w:rPr>
+        <w:t>વૈકલ્પિક અનુવાદો: "એક માનનીય કાર્ય" અથવા "માનનીય ભૂમિકા"</w:t>
+      </w:r>
+      <w:r>
+        <w:rPr>
+          <w:lang w:val="gu_IN" w:bidi="gu_IN"/>
+        </w:rPr>
+      </w:r>
+      <w:r>
+        <w:rPr>
+          <w:lang w:val="gu_IN" w:bidi="gu_IN"/>
+        </w:rPr>
+      </w:r>
+    </w:p>
+    <w:p>
+      <w:pPr/>
+      <w:r>
+        <w:rPr>
+          <w:lang w:val="gu_IN" w:bidi="gu_IN"/>
+        </w:rPr>
+      </w:r>
+    </w:p>
+    <w:p>
+      <w:pPr>
+        <w:pStyle w:val="Heading2"/>
+      </w:pPr>
+      <w:r>
+        <w:rPr>
+          <w:lang w:val="gu_IN" w:bidi="gu_IN"/>
+        </w:rPr>
         <w:t>1 તિમોથીને 3:2 (#1)</w:t>
       </w:r>
       <w:r>
@@ -10451,6 +11140,81 @@
           <w:lang w:val="gu_IN" w:bidi="gu_IN"/>
         </w:rPr>
         <w:t>રૂપક</w:t>
+      </w:r>
+      <w:r>
+        <w:rPr>
+          <w:lang w:val="gu_IN" w:bidi="gu_IN"/>
+        </w:rPr>
+        <w:t>)</w:t>
+      </w:r>
+      <w:r>
+        <w:rPr>
+          <w:lang w:val="gu_IN" w:bidi="gu_IN"/>
+        </w:rPr>
+      </w:r>
+      <w:r>
+        <w:rPr>
+          <w:lang w:val="gu_IN" w:bidi="gu_IN"/>
+        </w:rPr>
+      </w:r>
+    </w:p>
+    <w:p>
+      <w:pPr/>
+      <w:r>
+        <w:rPr>
+          <w:lang w:val="gu_IN" w:bidi="gu_IN"/>
+        </w:rPr>
+      </w:r>
+    </w:p>
+    <w:p>
+      <w:pPr>
+        <w:pStyle w:val="Heading2"/>
+      </w:pPr>
+      <w:r>
+        <w:rPr>
+          <w:lang w:val="gu_IN" w:bidi="gu_IN"/>
+        </w:rPr>
+        <w:t>1 તિમોથીને 3:8 (#3)</w:t>
+      </w:r>
+      <w:r>
+        <w:rPr>
+          <w:lang w:val="gu_IN" w:bidi="gu_IN"/>
+        </w:rPr>
+      </w:r>
+    </w:p>
+    <w:p>
+      <w:pPr/>
+      <w:r>
+        <w:rPr>
+          <w:lang w:val="gu_IN" w:bidi="gu_IN"/>
+        </w:rPr>
+      </w:r>
+      <w:r>
+        <w:rPr>
+          <w:b/>
+          <w:lang w:val="gu_IN" w:bidi="gu_IN"/>
+        </w:rPr>
+        <w:t>"બે પ્રકારની વાતો કરનાર નહિ"</w:t>
+      </w:r>
+    </w:p>
+    <w:p>
+      <w:pPr/>
+      <w:r>
+        <w:rPr>
+          <w:lang w:val="gu_IN" w:bidi="gu_IN"/>
+        </w:rPr>
+      </w:r>
+      <w:r>
+        <w:rPr>
+          <w:lang w:val="gu_IN" w:bidi="gu_IN"/>
+        </w:rPr>
+        <w:t xml:space="preserve">જો તે તમારી ભાષામાં સ્પષ્ટ છે, તો તમે તેને હકારાત્મક રીતે જણાવી શકો છો. વૈકલ્પિક અનુવાદ: "તેઓ જે કહે છે તેમાં પ્રમાણિક બનો" (જુઓ: </w:t>
+      </w:r>
+      <w:r>
+        <w:rPr>
+          <w:lang w:val="gu_IN" w:bidi="gu_IN"/>
+        </w:rPr>
+        <w:t>﻿બમણી નકારાત્મકતા/બેવડા નકારત્મકો</w:t>
       </w:r>
       <w:r>
         <w:rPr>
@@ -10909,6 +11673,132 @@
         <w:rPr>
           <w:lang w:val="gu_IN" w:bidi="gu_IN"/>
         </w:rPr>
+        <w:t>1 તિમોથીને 3:11 (#1)</w:t>
+      </w:r>
+      <w:r>
+        <w:rPr>
+          <w:lang w:val="gu_IN" w:bidi="gu_IN"/>
+        </w:rPr>
+      </w:r>
+    </w:p>
+    <w:p>
+      <w:pPr/>
+      <w:r>
+        <w:rPr>
+          <w:lang w:val="gu_IN" w:bidi="gu_IN"/>
+        </w:rPr>
+      </w:r>
+      <w:r>
+        <w:rPr>
+          <w:b/>
+          <w:lang w:val="gu_IN" w:bidi="gu_IN"/>
+        </w:rPr>
+        <w:t>"નિંદા કરનાર નહિ"</w:t>
+      </w:r>
+    </w:p>
+    <w:p>
+      <w:pPr/>
+      <w:r>
+        <w:rPr>
+          <w:lang w:val="gu_IN" w:bidi="gu_IN"/>
+        </w:rPr>
+      </w:r>
+      <w:r>
+        <w:rPr>
+          <w:lang w:val="gu_IN" w:bidi="gu_IN"/>
+        </w:rPr>
+        <w:t>વૈકલ્પિક અનુવાદ: "તેઓએ અન્ય લોકો વિશે દૂષિત વાતો ન કરવી જોઈએ"</w:t>
+      </w:r>
+      <w:r>
+        <w:rPr>
+          <w:lang w:val="gu_IN" w:bidi="gu_IN"/>
+        </w:rPr>
+      </w:r>
+      <w:r>
+        <w:rPr>
+          <w:lang w:val="gu_IN" w:bidi="gu_IN"/>
+        </w:rPr>
+      </w:r>
+    </w:p>
+    <w:p>
+      <w:pPr/>
+      <w:r>
+        <w:rPr>
+          <w:lang w:val="gu_IN" w:bidi="gu_IN"/>
+        </w:rPr>
+      </w:r>
+    </w:p>
+    <w:p>
+      <w:pPr>
+        <w:pStyle w:val="Heading2"/>
+      </w:pPr>
+      <w:r>
+        <w:rPr>
+          <w:lang w:val="gu_IN" w:bidi="gu_IN"/>
+        </w:rPr>
+        <w:t>1 તિમોથીને 3:11 (#2)</w:t>
+      </w:r>
+      <w:r>
+        <w:rPr>
+          <w:lang w:val="gu_IN" w:bidi="gu_IN"/>
+        </w:rPr>
+      </w:r>
+    </w:p>
+    <w:p>
+      <w:pPr/>
+      <w:r>
+        <w:rPr>
+          <w:lang w:val="gu_IN" w:bidi="gu_IN"/>
+        </w:rPr>
+      </w:r>
+      <w:r>
+        <w:rPr>
+          <w:b/>
+          <w:lang w:val="gu_IN" w:bidi="gu_IN"/>
+        </w:rPr>
+        <w:t>"સંયમી"</w:t>
+      </w:r>
+    </w:p>
+    <w:p>
+      <w:pPr/>
+      <w:r>
+        <w:rPr>
+          <w:lang w:val="gu_IN" w:bidi="gu_IN"/>
+        </w:rPr>
+      </w:r>
+      <w:r>
+        <w:rPr>
+          <w:lang w:val="gu_IN" w:bidi="gu_IN"/>
+        </w:rPr>
+        <w:t>તમે [૩: ૨](../0 2 / 02.md) માં આનો કેવી રીતે અનુવાદ કર્યો તે જુઓ. વૈકલ્પિક અનુવાદ: "અતિશય કંઈપણ ન કરવું."</w:t>
+      </w:r>
+      <w:r>
+        <w:rPr>
+          <w:lang w:val="gu_IN" w:bidi="gu_IN"/>
+        </w:rPr>
+      </w:r>
+      <w:r>
+        <w:rPr>
+          <w:lang w:val="gu_IN" w:bidi="gu_IN"/>
+        </w:rPr>
+      </w:r>
+    </w:p>
+    <w:p>
+      <w:pPr/>
+      <w:r>
+        <w:rPr>
+          <w:lang w:val="gu_IN" w:bidi="gu_IN"/>
+        </w:rPr>
+      </w:r>
+    </w:p>
+    <w:p>
+      <w:pPr>
+        <w:pStyle w:val="Heading2"/>
+      </w:pPr>
+      <w:r>
+        <w:rPr>
+          <w:lang w:val="gu_IN" w:bidi="gu_IN"/>
+        </w:rPr>
         <w:t>1 તિમોથીને 3:12 (#1)</w:t>
       </w:r>
       <w:r>
@@ -12745,6 +13635,156 @@
         <w:rPr>
           <w:lang w:val="gu_IN" w:bidi="gu_IN"/>
         </w:rPr>
+        <w:t>1 તિમોથીને 3:16 (#5)</w:t>
+      </w:r>
+      <w:r>
+        <w:rPr>
+          <w:lang w:val="gu_IN" w:bidi="gu_IN"/>
+        </w:rPr>
+      </w:r>
+    </w:p>
+    <w:p>
+      <w:pPr/>
+      <w:r>
+        <w:rPr>
+          <w:lang w:val="gu_IN" w:bidi="gu_IN"/>
+        </w:rPr>
+      </w:r>
+      <w:r>
+        <w:rPr>
+          <w:b/>
+          <w:lang w:val="gu_IN" w:bidi="gu_IN"/>
+        </w:rPr>
+        <w:t>"દૂતો દ્વારા જોવામાં આવ્યા"</w:t>
+      </w:r>
+    </w:p>
+    <w:p>
+      <w:pPr/>
+      <w:r>
+        <w:rPr>
+          <w:lang w:val="gu_IN" w:bidi="gu_IN"/>
+        </w:rPr>
+      </w:r>
+      <w:r>
+        <w:rPr>
+          <w:lang w:val="gu_IN" w:bidi="gu_IN"/>
+        </w:rPr>
+        <w:t xml:space="preserve">જો તે તમારી ભાષામાં સ્પષ્ટ હશે, તો તમે આને સક્રિય સ્વરૂપ સાથે કહી શકો છો. વૈકલ્પિક અનુવાદ: "દૂતોએ તેને જોયો" (જુઓ: </w:t>
+      </w:r>
+      <w:r>
+        <w:rPr>
+          <w:lang w:val="gu_IN" w:bidi="gu_IN"/>
+        </w:rPr>
+        <w:t>﻿﻿સક્રિય (પ્રત્યક્ષ) અથવા નિષ્ક્રિય (પરોક્ષ)</w:t>
+      </w:r>
+      <w:r>
+        <w:rPr>
+          <w:lang w:val="gu_IN" w:bidi="gu_IN"/>
+        </w:rPr>
+        <w:t>)</w:t>
+      </w:r>
+      <w:r>
+        <w:rPr>
+          <w:lang w:val="gu_IN" w:bidi="gu_IN"/>
+        </w:rPr>
+      </w:r>
+      <w:r>
+        <w:rPr>
+          <w:lang w:val="gu_IN" w:bidi="gu_IN"/>
+        </w:rPr>
+      </w:r>
+    </w:p>
+    <w:p>
+      <w:pPr/>
+      <w:r>
+        <w:rPr>
+          <w:lang w:val="gu_IN" w:bidi="gu_IN"/>
+        </w:rPr>
+      </w:r>
+    </w:p>
+    <w:p>
+      <w:pPr>
+        <w:pStyle w:val="Heading2"/>
+      </w:pPr>
+      <w:r>
+        <w:rPr>
+          <w:lang w:val="gu_IN" w:bidi="gu_IN"/>
+        </w:rPr>
+        <w:t>1 તિમોથીને 3:16 (#6)</w:t>
+      </w:r>
+      <w:r>
+        <w:rPr>
+          <w:lang w:val="gu_IN" w:bidi="gu_IN"/>
+        </w:rPr>
+      </w:r>
+    </w:p>
+    <w:p>
+      <w:pPr/>
+      <w:r>
+        <w:rPr>
+          <w:lang w:val="gu_IN" w:bidi="gu_IN"/>
+        </w:rPr>
+      </w:r>
+      <w:r>
+        <w:rPr>
+          <w:b/>
+          <w:lang w:val="gu_IN" w:bidi="gu_IN"/>
+        </w:rPr>
+        <w:t>"રાષ્ટ્રોમાં પ્રચાર કરાયા"</w:t>
+      </w:r>
+    </w:p>
+    <w:p>
+      <w:pPr/>
+      <w:r>
+        <w:rPr>
+          <w:lang w:val="gu_IN" w:bidi="gu_IN"/>
+        </w:rPr>
+      </w:r>
+      <w:r>
+        <w:rPr>
+          <w:lang w:val="gu_IN" w:bidi="gu_IN"/>
+        </w:rPr>
+        <w:t xml:space="preserve">જો તે તમારી ભાષામાં સ્પષ્ટ હશે, તો તમે આને સક્રિય સ્વરૂપ સાથે કહી શકો છો, અને તમે કહી શકો છો કે ક્રિયા કોણે કરી. વૈકલ્પિક અનુવાદ: "ઘણા દેશોના લોકોએ તેમના વિશે અન્ય લોકોને કહ્યું" (જુઓ: </w:t>
+      </w:r>
+      <w:r>
+        <w:rPr>
+          <w:lang w:val="gu_IN" w:bidi="gu_IN"/>
+        </w:rPr>
+        <w:t>﻿﻿સક્રિય (પ્રત્યક્ષ) અથવા નિષ્ક્રિય (પરોક્ષ)</w:t>
+      </w:r>
+      <w:r>
+        <w:rPr>
+          <w:lang w:val="gu_IN" w:bidi="gu_IN"/>
+        </w:rPr>
+        <w:t>)</w:t>
+      </w:r>
+      <w:r>
+        <w:rPr>
+          <w:lang w:val="gu_IN" w:bidi="gu_IN"/>
+        </w:rPr>
+      </w:r>
+      <w:r>
+        <w:rPr>
+          <w:lang w:val="gu_IN" w:bidi="gu_IN"/>
+        </w:rPr>
+      </w:r>
+    </w:p>
+    <w:p>
+      <w:pPr/>
+      <w:r>
+        <w:rPr>
+          <w:lang w:val="gu_IN" w:bidi="gu_IN"/>
+        </w:rPr>
+      </w:r>
+    </w:p>
+    <w:p>
+      <w:pPr>
+        <w:pStyle w:val="Heading2"/>
+      </w:pPr>
+      <w:r>
+        <w:rPr>
+          <w:lang w:val="gu_IN" w:bidi="gu_IN"/>
+        </w:rPr>
         <w:t>1 તિમોથીને - અધ્યાય 4 પ્રસ્તાવના</w:t>
       </w:r>
       <w:r>
@@ -13113,6 +14153,69 @@
         <w:rPr>
           <w:lang w:val="gu_IN" w:bidi="gu_IN"/>
         </w:rPr>
+        <w:t>1 તિમોથીને 4:1 (#3)</w:t>
+      </w:r>
+      <w:r>
+        <w:rPr>
+          <w:lang w:val="gu_IN" w:bidi="gu_IN"/>
+        </w:rPr>
+      </w:r>
+    </w:p>
+    <w:p>
+      <w:pPr/>
+      <w:r>
+        <w:rPr>
+          <w:lang w:val="gu_IN" w:bidi="gu_IN"/>
+        </w:rPr>
+      </w:r>
+      <w:r>
+        <w:rPr>
+          <w:b/>
+          <w:lang w:val="gu_IN" w:bidi="gu_IN"/>
+        </w:rPr>
+        <w:t>"લક્ષ રાખીને"</w:t>
+      </w:r>
+    </w:p>
+    <w:p>
+      <w:pPr/>
+      <w:r>
+        <w:rPr>
+          <w:lang w:val="gu_IN" w:bidi="gu_IN"/>
+        </w:rPr>
+      </w:r>
+      <w:r>
+        <w:rPr>
+          <w:lang w:val="gu_IN" w:bidi="gu_IN"/>
+        </w:rPr>
+        <w:t>વૈકલ્પિક અનુવાદો: "અને તેમનું ધ્યાન તેના તરફ ફેરવો" અથવા "કારણ કે તેઓ ધ્યાન આપી રહ્યા છે"</w:t>
+      </w:r>
+      <w:r>
+        <w:rPr>
+          <w:lang w:val="gu_IN" w:bidi="gu_IN"/>
+        </w:rPr>
+      </w:r>
+      <w:r>
+        <w:rPr>
+          <w:lang w:val="gu_IN" w:bidi="gu_IN"/>
+        </w:rPr>
+      </w:r>
+    </w:p>
+    <w:p>
+      <w:pPr/>
+      <w:r>
+        <w:rPr>
+          <w:lang w:val="gu_IN" w:bidi="gu_IN"/>
+        </w:rPr>
+      </w:r>
+    </w:p>
+    <w:p>
+      <w:pPr>
+        <w:pStyle w:val="Heading2"/>
+      </w:pPr>
+      <w:r>
+        <w:rPr>
+          <w:lang w:val="gu_IN" w:bidi="gu_IN"/>
+        </w:rPr>
         <w:t>1 તિમોથીને 4:2 (#1)</w:t>
       </w:r>
       <w:r>
@@ -13675,6 +14778,219 @@
         <w:rPr>
           <w:lang w:val="gu_IN" w:bidi="gu_IN"/>
         </w:rPr>
+        <w:t>1 તિમોથીને 4:3 (#1)</w:t>
+      </w:r>
+      <w:r>
+        <w:rPr>
+          <w:lang w:val="gu_IN" w:bidi="gu_IN"/>
+        </w:rPr>
+      </w:r>
+    </w:p>
+    <w:p>
+      <w:pPr/>
+      <w:r>
+        <w:rPr>
+          <w:lang w:val="gu_IN" w:bidi="gu_IN"/>
+        </w:rPr>
+      </w:r>
+      <w:r>
+        <w:rPr>
+          <w:b/>
+          <w:lang w:val="gu_IN" w:bidi="gu_IN"/>
+        </w:rPr>
+        <w:t>"લગ્ન કરવાની મનાઈ કરશે"</w:t>
+      </w:r>
+    </w:p>
+    <w:p>
+      <w:pPr/>
+      <w:r>
+        <w:rPr>
+          <w:lang w:val="gu_IN" w:bidi="gu_IN"/>
+        </w:rPr>
+      </w:r>
+      <w:r>
+        <w:rPr>
+          <w:lang w:val="gu_IN" w:bidi="gu_IN"/>
+        </w:rPr>
+        <w:t>જો તે તમારા વાચકોને મદદરૂપ થશે, તો તમે અહીં એક નવું વાક્ય શરૂ કરી શકો છો. વૈકલ્પિક અનુવાદ: "આ લોકો શીખવે છે કે લગ્ન કરવું ખોટું છે"</w:t>
+      </w:r>
+      <w:r>
+        <w:rPr>
+          <w:lang w:val="gu_IN" w:bidi="gu_IN"/>
+        </w:rPr>
+      </w:r>
+      <w:r>
+        <w:rPr>
+          <w:lang w:val="gu_IN" w:bidi="gu_IN"/>
+        </w:rPr>
+      </w:r>
+    </w:p>
+    <w:p>
+      <w:pPr/>
+      <w:r>
+        <w:rPr>
+          <w:lang w:val="gu_IN" w:bidi="gu_IN"/>
+        </w:rPr>
+      </w:r>
+    </w:p>
+    <w:p>
+      <w:pPr>
+        <w:pStyle w:val="Heading2"/>
+      </w:pPr>
+      <w:r>
+        <w:rPr>
+          <w:lang w:val="gu_IN" w:bidi="gu_IN"/>
+        </w:rPr>
+        <w:t>1 તિમોથીને 4:3 (#2)</w:t>
+      </w:r>
+      <w:r>
+        <w:rPr>
+          <w:lang w:val="gu_IN" w:bidi="gu_IN"/>
+        </w:rPr>
+      </w:r>
+    </w:p>
+    <w:p>
+      <w:pPr/>
+      <w:r>
+        <w:rPr>
+          <w:lang w:val="gu_IN" w:bidi="gu_IN"/>
+        </w:rPr>
+      </w:r>
+      <w:r>
+        <w:rPr>
+          <w:b/>
+          <w:lang w:val="gu_IN" w:bidi="gu_IN"/>
+        </w:rPr>
+        <w:t>"લગ્ન કરવાની મનાઈ કરશે"</w:t>
+      </w:r>
+    </w:p>
+    <w:p>
+      <w:pPr/>
+      <w:r>
+        <w:rPr>
+          <w:lang w:val="gu_IN" w:bidi="gu_IN"/>
+        </w:rPr>
+      </w:r>
+      <w:r>
+        <w:rPr>
+          <w:lang w:val="gu_IN" w:bidi="gu_IN"/>
+        </w:rPr>
+        <w:t xml:space="preserve">તાત્પર્ય એ છે કે આ ખોટા શિક્ષકો વિશ્વાસીઓને લગ્ન કરવાની મનાઈ કરશે. વૈકલ્પિક અનુવાદ: "આ લોકો વિશ્વાસીઓને લગ્ન કરવાની મનાઈ કરશે" (જુઓ: </w:t>
+      </w:r>
+      <w:r>
+        <w:rPr>
+          <w:lang w:val="gu_IN" w:bidi="gu_IN"/>
+        </w:rPr>
+        <w:t>અનુમાનિત જ્ઞાન અને ગર્ભિત માહિતી</w:t>
+      </w:r>
+      <w:r>
+        <w:rPr>
+          <w:lang w:val="gu_IN" w:bidi="gu_IN"/>
+        </w:rPr>
+        <w:t>)</w:t>
+      </w:r>
+      <w:r>
+        <w:rPr>
+          <w:lang w:val="gu_IN" w:bidi="gu_IN"/>
+        </w:rPr>
+      </w:r>
+      <w:r>
+        <w:rPr>
+          <w:lang w:val="gu_IN" w:bidi="gu_IN"/>
+        </w:rPr>
+      </w:r>
+    </w:p>
+    <w:p>
+      <w:pPr/>
+      <w:r>
+        <w:rPr>
+          <w:lang w:val="gu_IN" w:bidi="gu_IN"/>
+        </w:rPr>
+      </w:r>
+    </w:p>
+    <w:p>
+      <w:pPr>
+        <w:pStyle w:val="Heading2"/>
+      </w:pPr>
+      <w:r>
+        <w:rPr>
+          <w:lang w:val="gu_IN" w:bidi="gu_IN"/>
+        </w:rPr>
+        <w:t>1 તિમોથીને 4:3 (#6)</w:t>
+      </w:r>
+      <w:r>
+        <w:rPr>
+          <w:lang w:val="gu_IN" w:bidi="gu_IN"/>
+        </w:rPr>
+      </w:r>
+    </w:p>
+    <w:p>
+      <w:pPr/>
+      <w:r>
+        <w:rPr>
+          <w:lang w:val="gu_IN" w:bidi="gu_IN"/>
+        </w:rPr>
+      </w:r>
+      <w:r>
+        <w:rPr>
+          <w:b/>
+          <w:lang w:val="gu_IN" w:bidi="gu_IN"/>
+        </w:rPr>
+        <w:t>"સત્યને જાણનારાઓ"</w:t>
+      </w:r>
+    </w:p>
+    <w:p>
+      <w:pPr/>
+      <w:r>
+        <w:rPr>
+          <w:lang w:val="gu_IN" w:bidi="gu_IN"/>
+        </w:rPr>
+      </w:r>
+      <w:r>
+        <w:rPr>
+          <w:lang w:val="gu_IN" w:bidi="gu_IN"/>
+        </w:rPr>
+        <w:t xml:space="preserve">પાઉલ આ કૃદંત, નો ઉપયોગ કરી રહ્યો છે, જે એક વિશેષણ તરીકે કાર્ય કરે છે, તે લોકોના વર્ગને સંદર્ભિત કરવા માટે એક સંજ્ઞા તરીકે જે તે વર્ણવે છે. જો તે તમારી ભાષામાં સ્પષ્ટ હશે, તો તમે તેને સંજ્ઞા શબ્દસમૂહ સાથે અનુવાદિત કરી શકો છો. વૈકલ્પિક અનુવાદ: "જે લોકો ઈસુ વિશે સત્ય સમજે છે" (જુઓ: </w:t>
+      </w:r>
+      <w:r>
+        <w:rPr>
+          <w:lang w:val="gu_IN" w:bidi="gu_IN"/>
+        </w:rPr>
+        <w:t>નામવાચક વિશેષણો</w:t>
+      </w:r>
+      <w:r>
+        <w:rPr>
+          <w:lang w:val="gu_IN" w:bidi="gu_IN"/>
+        </w:rPr>
+        <w:t>)</w:t>
+      </w:r>
+      <w:r>
+        <w:rPr>
+          <w:lang w:val="gu_IN" w:bidi="gu_IN"/>
+        </w:rPr>
+      </w:r>
+      <w:r>
+        <w:rPr>
+          <w:lang w:val="gu_IN" w:bidi="gu_IN"/>
+        </w:rPr>
+      </w:r>
+    </w:p>
+    <w:p>
+      <w:pPr/>
+      <w:r>
+        <w:rPr>
+          <w:lang w:val="gu_IN" w:bidi="gu_IN"/>
+        </w:rPr>
+      </w:r>
+    </w:p>
+    <w:p>
+      <w:pPr>
+        <w:pStyle w:val="Heading2"/>
+      </w:pPr>
+      <w:r>
+        <w:rPr>
+          <w:lang w:val="gu_IN" w:bidi="gu_IN"/>
+        </w:rPr>
         <w:t>1 તિમોથીને 4:4 (#1)</w:t>
       </w:r>
       <w:r>
@@ -16112,6 +17428,107 @@
           <w:lang w:val="gu_IN" w:bidi="gu_IN"/>
         </w:rPr>
         <w:t>જ્યારે પુલીંગ શબ્દોનો ઉપયોગ સ્ત્રીઓ માટે કરવામાં આવે છે</w:t>
+      </w:r>
+      <w:r>
+        <w:rPr>
+          <w:lang w:val="gu_IN" w:bidi="gu_IN"/>
+        </w:rPr>
+        <w:t>)</w:t>
+      </w:r>
+      <w:r>
+        <w:rPr>
+          <w:lang w:val="gu_IN" w:bidi="gu_IN"/>
+        </w:rPr>
+      </w:r>
+      <w:r>
+        <w:rPr>
+          <w:lang w:val="gu_IN" w:bidi="gu_IN"/>
+        </w:rPr>
+      </w:r>
+    </w:p>
+    <w:p>
+      <w:pPr/>
+      <w:r>
+        <w:rPr>
+          <w:lang w:val="gu_IN" w:bidi="gu_IN"/>
+        </w:rPr>
+      </w:r>
+    </w:p>
+    <w:p>
+      <w:pPr>
+        <w:pStyle w:val="Heading2"/>
+      </w:pPr>
+      <w:r>
+        <w:rPr>
+          <w:lang w:val="gu_IN" w:bidi="gu_IN"/>
+        </w:rPr>
+        <w:t>1 તિમોથીને 4:10 (#3)</w:t>
+      </w:r>
+      <w:r>
+        <w:rPr>
+          <w:lang w:val="gu_IN" w:bidi="gu_IN"/>
+        </w:rPr>
+      </w:r>
+    </w:p>
+    <w:p>
+      <w:pPr/>
+      <w:r>
+        <w:rPr>
+          <w:lang w:val="gu_IN" w:bidi="gu_IN"/>
+        </w:rPr>
+      </w:r>
+      <w:r>
+        <w:rPr>
+          <w:b/>
+          <w:lang w:val="gu_IN" w:bidi="gu_IN"/>
+        </w:rPr>
+        <w:t>"આપણે મહેનત તથા સંઘર્ષ કરીએ છે"</w:t>
+      </w:r>
+    </w:p>
+    <w:p>
+      <w:pPr/>
+      <w:r>
+        <w:rPr>
+          <w:lang w:val="gu_IN" w:bidi="gu_IN"/>
+        </w:rPr>
+      </w:r>
+      <w:r>
+        <w:rPr>
+          <w:lang w:val="gu_IN" w:bidi="gu_IN"/>
+        </w:rPr>
+        <w:t xml:space="preserve">આ એક એવું સ્થાન હોઈ શકે છે જ્યાં </w:t>
+      </w:r>
+      <w:r>
+        <w:rPr>
+          <w:b/>
+          <w:lang w:val="gu_IN" w:bidi="gu_IN"/>
+        </w:rPr>
+        <w:t>અમે</w:t>
+      </w:r>
+      <w:r>
+        <w:rPr>
+          <w:lang w:val="gu_IN" w:bidi="gu_IN"/>
+        </w:rPr>
+        <w:t xml:space="preserve"> પ્રેષ્ય ને સમાવતા નથી. પાઉલે તિમોથીને માત્ર શારીરિક વ્યાયામ કરતાં ઈશ્વરભક્તિને તેની પ્રાથમિકતા બનાવવાનું કહ્યું છે, અને તે તિમોથીને અનુસરવા માટે તેના ઉદાહરણ તરીકે પોતાને અને તેના અન્ય સાથી કાર્યકરોને ઓફર કરી શકે છે. તેથી જો તમારી ભાષા તે તફાવત બનાવે છે, તો તમે આ શબ્દસમૂહમાં વિશિષ્ટ સ્વરૂપનો ઉપયોગ કરવા માંગો છો. જો કે, </w:t>
+      </w:r>
+      <w:r>
+        <w:rPr>
+          <w:b/>
+          <w:lang w:val="gu_IN" w:bidi="gu_IN"/>
+        </w:rPr>
+        <w:t>અમે</w:t>
+      </w:r>
+      <w:r>
+        <w:rPr>
+          <w:lang w:val="gu_IN" w:bidi="gu_IN"/>
+        </w:rPr>
+        <w:t xml:space="preserve"> આગળના વાક્યમાં તિમોથીનો સમાવેશ કરીશું, કારણ કે પાઉલ તિમોથીને તેની સાથે જોડાવા પ્રોત્સાહિત કરી રહ્યો છે અને તેના સાથી કાર્યકરોને ઈશ્વરભક્તિને તેની પ્રાથમિકતા બનાવવા માટે પ્રોત્સાહિત કરી રહ્યો છે, જેમણે તેમના જેવા, જીવંત દેવમાં આશા રાખી છે. (જુઓ: </w:t>
+      </w:r>
+      <w:r>
+        <w:rPr>
+          <w:lang w:val="gu_IN" w:bidi="gu_IN"/>
+        </w:rPr>
+        <w:t>વિશિષ્ટ અને સમાવેશક “અમે”</w:t>
       </w:r>
       <w:r>
         <w:rPr>
@@ -17405,6 +18822,69 @@
         <w:rPr>
           <w:lang w:val="gu_IN" w:bidi="gu_IN"/>
         </w:rPr>
+        <w:t>1 તિમોથીને 4:16 (#3)</w:t>
+      </w:r>
+      <w:r>
+        <w:rPr>
+          <w:lang w:val="gu_IN" w:bidi="gu_IN"/>
+        </w:rPr>
+      </w:r>
+    </w:p>
+    <w:p>
+      <w:pPr/>
+      <w:r>
+        <w:rPr>
+          <w:lang w:val="gu_IN" w:bidi="gu_IN"/>
+        </w:rPr>
+      </w:r>
+      <w:r>
+        <w:rPr>
+          <w:b/>
+          <w:lang w:val="gu_IN" w:bidi="gu_IN"/>
+        </w:rPr>
+        <w:t>"પ્રમાણે &amp; તું પોતાને તથા તારા સાંભળનારને બચાવશે"</w:t>
+      </w:r>
+    </w:p>
+    <w:p>
+      <w:pPr/>
+      <w:r>
+        <w:rPr>
+          <w:lang w:val="gu_IN" w:bidi="gu_IN"/>
+        </w:rPr>
+      </w:r>
+      <w:r>
+        <w:rPr>
+          <w:lang w:val="gu_IN" w:bidi="gu_IN"/>
+        </w:rPr>
+        <w:t>આનો અર્થ એ થઈ શકે: (1) તિમોથી પોતાને અને જેઓ તેને દેવના ચુકાદાથી સાંભળે છે તેઓને બચાવશે (2) તિમોથી પોતાને અને જેઓ તેને સાંભળે છે તેઓને ખોટા શિક્ષકોના પ્રભાવથી બચાવશે. કદાચ પાઉલનો અર્થ બંને બાબતો છે કારણ કે, જો તિમોથી એફેસસમાં મંડળી ના લોકોને ખોટા શિક્ષકોની વાત ન સાંભળવા સમજાવી શકે, તો તે તેઓને દેવના ચુકાદાથી પણ બચાવશે, જો તેઓએ તે શિક્ષકોનું સાંભળ્યું હોત તો તેઓએ કરેલા ખોટા કાર્યો માટે. . વૈકલ્પિક ભાષાંતર: "તમે તમારી જાતને અને તમારા શ્રોતાઓને માનતા અને ખોટી વસ્તુઓ કરવાથી બચાવશો"</w:t>
+      </w:r>
+      <w:r>
+        <w:rPr>
+          <w:lang w:val="gu_IN" w:bidi="gu_IN"/>
+        </w:rPr>
+      </w:r>
+      <w:r>
+        <w:rPr>
+          <w:lang w:val="gu_IN" w:bidi="gu_IN"/>
+        </w:rPr>
+      </w:r>
+    </w:p>
+    <w:p>
+      <w:pPr/>
+      <w:r>
+        <w:rPr>
+          <w:lang w:val="gu_IN" w:bidi="gu_IN"/>
+        </w:rPr>
+      </w:r>
+    </w:p>
+    <w:p>
+      <w:pPr>
+        <w:pStyle w:val="Heading2"/>
+      </w:pPr>
+      <w:r>
+        <w:rPr>
+          <w:lang w:val="gu_IN" w:bidi="gu_IN"/>
+        </w:rPr>
         <w:t>1 તિમોથીને - અધ્યાય 5 પ્રસ્તાવના</w:t>
       </w:r>
       <w:r>
@@ -17587,6 +19067,176 @@
           <w:lang w:val="gu_IN" w:bidi="gu_IN"/>
         </w:rPr>
         <w:t>)</w:t>
+      </w:r>
+      <w:r>
+        <w:rPr>
+          <w:lang w:val="gu_IN" w:bidi="gu_IN"/>
+        </w:rPr>
+      </w:r>
+      <w:r>
+        <w:rPr>
+          <w:lang w:val="gu_IN" w:bidi="gu_IN"/>
+        </w:rPr>
+      </w:r>
+    </w:p>
+    <w:p>
+      <w:pPr/>
+      <w:r>
+        <w:rPr>
+          <w:lang w:val="gu_IN" w:bidi="gu_IN"/>
+        </w:rPr>
+      </w:r>
+    </w:p>
+    <w:p>
+      <w:pPr>
+        <w:pStyle w:val="Heading2"/>
+      </w:pPr>
+      <w:r>
+        <w:rPr>
+          <w:lang w:val="gu_IN" w:bidi="gu_IN"/>
+        </w:rPr>
+        <w:t>1 તિમોથીને 5:1 (#1)</w:t>
+      </w:r>
+      <w:r>
+        <w:rPr>
+          <w:lang w:val="gu_IN" w:bidi="gu_IN"/>
+        </w:rPr>
+      </w:r>
+    </w:p>
+    <w:p>
+      <w:pPr/>
+      <w:r>
+        <w:rPr>
+          <w:lang w:val="gu_IN" w:bidi="gu_IN"/>
+        </w:rPr>
+      </w:r>
+      <w:r>
+        <w:rPr>
+          <w:b/>
+          <w:lang w:val="gu_IN" w:bidi="gu_IN"/>
+        </w:rPr>
+        <w:t>"General Information:"</w:t>
+      </w:r>
+    </w:p>
+    <w:p>
+      <w:pPr>
+        <w:pStyle w:val="Heading2"/>
+      </w:pPr>
+      <w:r>
+        <w:rPr>
+          <w:lang w:val="gu_IN" w:bidi="gu_IN"/>
+        </w:rPr>
+        <w:t>General Information:</w:t>
+      </w:r>
+    </w:p>
+    <w:p>
+      <w:pPr/>
+      <w:r>
+        <w:rPr>
+          <w:lang w:val="gu_IN" w:bidi="gu_IN"/>
+        </w:rPr>
+      </w:r>
+      <w:r>
+        <w:rPr>
+          <w:lang w:val="gu_IN" w:bidi="gu_IN"/>
+        </w:rPr>
+        <w:t xml:space="preserve">"પાઉલ આ આજ્ઞાઓ એક વ્યક્તિ, તિમોથીને આપી રહ્યા હતા. જે ભાષાઓમાં તમે ના વિવિધ સ્વરૂપો અથવા આદેશો માટે વિવિધ સ્વરૂપો હોય તે અહીં એકવચન સ્વરૂપનો ઉપયોગ કરશે. (જુઓ: </w:t>
+      </w:r>
+      <w:r>
+        <w:rPr>
+          <w:lang w:val="gu_IN" w:bidi="gu_IN"/>
+        </w:rPr>
+        <w:t>તમેનાં સ્વરૂપો</w:t>
+      </w:r>
+      <w:r>
+        <w:rPr>
+          <w:lang w:val="gu_IN" w:bidi="gu_IN"/>
+        </w:rPr>
+        <w:t>)"</w:t>
+      </w:r>
+      <w:r>
+        <w:rPr>
+          <w:lang w:val="gu_IN" w:bidi="gu_IN"/>
+        </w:rPr>
+      </w:r>
+      <w:r>
+        <w:rPr>
+          <w:lang w:val="gu_IN" w:bidi="gu_IN"/>
+        </w:rPr>
+      </w:r>
+    </w:p>
+    <w:p>
+      <w:pPr/>
+      <w:r>
+        <w:rPr>
+          <w:lang w:val="gu_IN" w:bidi="gu_IN"/>
+        </w:rPr>
+      </w:r>
+    </w:p>
+    <w:p>
+      <w:pPr>
+        <w:pStyle w:val="Heading2"/>
+      </w:pPr>
+      <w:r>
+        <w:rPr>
+          <w:lang w:val="gu_IN" w:bidi="gu_IN"/>
+        </w:rPr>
+        <w:t>1 તિમોથીને 5:1 (#2)</w:t>
+      </w:r>
+      <w:r>
+        <w:rPr>
+          <w:lang w:val="gu_IN" w:bidi="gu_IN"/>
+        </w:rPr>
+      </w:r>
+    </w:p>
+    <w:p>
+      <w:pPr/>
+      <w:r>
+        <w:rPr>
+          <w:lang w:val="gu_IN" w:bidi="gu_IN"/>
+        </w:rPr>
+      </w:r>
+      <w:r>
+        <w:rPr>
+          <w:b/>
+          <w:lang w:val="gu_IN" w:bidi="gu_IN"/>
+        </w:rPr>
+        <w:t>"વૃદ્ધ માણસને ઠપકો ન આપ"</w:t>
+      </w:r>
+    </w:p>
+    <w:p>
+      <w:pPr/>
+      <w:r>
+        <w:rPr>
+          <w:lang w:val="gu_IN" w:bidi="gu_IN"/>
+        </w:rPr>
+      </w:r>
+      <w:r>
+        <w:rPr>
+          <w:lang w:val="gu_IN" w:bidi="gu_IN"/>
+        </w:rPr>
+        <w:t>વૈકલ્પિક અનુવાદ: વૃદ્ધ માણસને ઠપકો આપશો નહીં</w:t>
+      </w:r>
+    </w:p>
+    <w:p>
+      <w:pPr/>
+      <w:r>
+        <w:rPr>
+          <w:lang w:val="gu_IN" w:bidi="gu_IN"/>
+        </w:rPr>
+      </w:r>
+      <w:r>
+        <w:rPr>
+          <w:lang w:val="gu_IN" w:bidi="gu_IN"/>
+        </w:rPr>
+        <w:t xml:space="preserve">bxwv 0 0 </w:t>
+        <w:br/>
+      </w:r>
+      <w:r>
+        <w:rPr>
+          <w:lang w:val="gu_IN" w:bidi="gu_IN"/>
+        </w:rPr>
+        <w:t>5:1 dnf2 ἀλλὰ παρακάλει 1 પણ &amp; તેમને સમજાવ 1 વૈકલ્પિક અનુવાદ: તેના બદલે, તેને પ્રોત્સાહિત કરો"</w:t>
       </w:r>
       <w:r>
         <w:rPr>
@@ -19225,6 +20875,81 @@
         <w:rPr>
           <w:lang w:val="gu_IN" w:bidi="gu_IN"/>
         </w:rPr>
+        <w:t>1 તિમોથીને 5:6 (#1)</w:t>
+      </w:r>
+      <w:r>
+        <w:rPr>
+          <w:lang w:val="gu_IN" w:bidi="gu_IN"/>
+        </w:rPr>
+      </w:r>
+    </w:p>
+    <w:p>
+      <w:pPr/>
+      <w:r>
+        <w:rPr>
+          <w:lang w:val="gu_IN" w:bidi="gu_IN"/>
+        </w:rPr>
+      </w:r>
+      <w:r>
+        <w:rPr>
+          <w:b/>
+          <w:lang w:val="gu_IN" w:bidi="gu_IN"/>
+        </w:rPr>
+        <w:t>"જે સ્વછંદી"</w:t>
+      </w:r>
+    </w:p>
+    <w:p>
+      <w:pPr/>
+      <w:r>
+        <w:rPr>
+          <w:lang w:val="gu_IN" w:bidi="gu_IN"/>
+        </w:rPr>
+      </w:r>
+      <w:r>
+        <w:rPr>
+          <w:lang w:val="gu_IN" w:bidi="gu_IN"/>
+        </w:rPr>
+        <w:t xml:space="preserve">પાઉલ આ પા કૃદંતનો ઉપયોગ કરે છે, જે એક વિશેષણ તરીકે કાર્ય કરે છે, ચોક્કસ પ્રકારની વિધવાને વર્ણવવા માટે એક સંજ્ઞા તરીકે. તે કોઈ ચોક્કસ વ્યક્તિનો ઉલ્લેખ કરતું નથી. જો તે તમારી ભાષામાં સ્પષ્ટ હશે, તો તમે તેને સંજ્ઞા શબ્દસમૂહ સાથે અનુવાદિત કરી શકો છો. વૈકલ્પિક અનુવાદ: "કોઈપણ વિધવા જે અનિચ્છનીય અને ઉડાઉ જીવન જીવે છે" (જુઓ: </w:t>
+      </w:r>
+      <w:r>
+        <w:rPr>
+          <w:lang w:val="gu_IN" w:bidi="gu_IN"/>
+        </w:rPr>
+        <w:t>નામવાચક વિશેષણો</w:t>
+      </w:r>
+      <w:r>
+        <w:rPr>
+          <w:lang w:val="gu_IN" w:bidi="gu_IN"/>
+        </w:rPr>
+        <w:t>)</w:t>
+      </w:r>
+      <w:r>
+        <w:rPr>
+          <w:lang w:val="gu_IN" w:bidi="gu_IN"/>
+        </w:rPr>
+      </w:r>
+      <w:r>
+        <w:rPr>
+          <w:lang w:val="gu_IN" w:bidi="gu_IN"/>
+        </w:rPr>
+      </w:r>
+    </w:p>
+    <w:p>
+      <w:pPr/>
+      <w:r>
+        <w:rPr>
+          <w:lang w:val="gu_IN" w:bidi="gu_IN"/>
+        </w:rPr>
+      </w:r>
+    </w:p>
+    <w:p>
+      <w:pPr>
+        <w:pStyle w:val="Heading2"/>
+      </w:pPr>
+      <w:r>
+        <w:rPr>
+          <w:lang w:val="gu_IN" w:bidi="gu_IN"/>
+        </w:rPr>
         <w:t>1 તિમોથીને 5:7 (#1)</w:t>
       </w:r>
       <w:r>
@@ -21199,6 +22924,157 @@
         <w:rPr>
           <w:lang w:val="gu_IN" w:bidi="gu_IN"/>
         </w:rPr>
+        <w:t>1 તિમોથીને 5:13 (#2)</w:t>
+      </w:r>
+      <w:r>
+        <w:rPr>
+          <w:lang w:val="gu_IN" w:bidi="gu_IN"/>
+        </w:rPr>
+      </w:r>
+    </w:p>
+    <w:p>
+      <w:pPr/>
+      <w:r>
+        <w:rPr>
+          <w:lang w:val="gu_IN" w:bidi="gu_IN"/>
+        </w:rPr>
+      </w:r>
+      <w:r>
+        <w:rPr>
+          <w:b/>
+          <w:lang w:val="gu_IN" w:bidi="gu_IN"/>
+        </w:rPr>
+        <w:t>"આળસુ"</w:t>
+      </w:r>
+    </w:p>
+    <w:p>
+      <w:pPr/>
+      <w:r>
+        <w:rPr>
+          <w:lang w:val="gu_IN" w:bidi="gu_IN"/>
+        </w:rPr>
+      </w:r>
+      <w:r>
+        <w:rPr>
+          <w:lang w:val="gu_IN" w:bidi="gu_IN"/>
+        </w:rPr>
+        <w:t xml:space="preserve">પાઉલ વિશેષણ </w:t>
+      </w:r>
+      <w:r>
+        <w:rPr>
+          <w:b/>
+          <w:lang w:val="gu_IN" w:bidi="gu_IN"/>
+        </w:rPr>
+        <w:t>આળસુ</w:t>
+      </w:r>
+      <w:r>
+        <w:rPr>
+          <w:lang w:val="gu_IN" w:bidi="gu_IN"/>
+        </w:rPr>
+        <w:t xml:space="preserve"> નો ઉપયોગ સંજ્ઞા તરીકે લોકોના વર્ગનો ઉલ્લેખ કરવા માટે કરે છે જે તે વર્ણવે છે. જો તે તમારી ભાષામાં સ્પષ્ટ હશે, તો તમે તેને સંજ્ઞા શબ્દસમૂહ સાથે અનુવાદિત કરી શકો છો. વૈકલ્પિક અનુવાદ: "જે લોકો આળસુ છે" (જુઓ: </w:t>
+      </w:r>
+      <w:r>
+        <w:rPr>
+          <w:lang w:val="gu_IN" w:bidi="gu_IN"/>
+        </w:rPr>
+        <w:t>નામવાચક વિશેષણો</w:t>
+      </w:r>
+      <w:r>
+        <w:rPr>
+          <w:lang w:val="gu_IN" w:bidi="gu_IN"/>
+        </w:rPr>
+        <w:t>)</w:t>
+      </w:r>
+      <w:r>
+        <w:rPr>
+          <w:lang w:val="gu_IN" w:bidi="gu_IN"/>
+        </w:rPr>
+      </w:r>
+      <w:r>
+        <w:rPr>
+          <w:lang w:val="gu_IN" w:bidi="gu_IN"/>
+        </w:rPr>
+      </w:r>
+    </w:p>
+    <w:p>
+      <w:pPr/>
+      <w:r>
+        <w:rPr>
+          <w:lang w:val="gu_IN" w:bidi="gu_IN"/>
+        </w:rPr>
+      </w:r>
+    </w:p>
+    <w:p>
+      <w:pPr>
+        <w:pStyle w:val="Heading2"/>
+      </w:pPr>
+      <w:r>
+        <w:rPr>
+          <w:lang w:val="gu_IN" w:bidi="gu_IN"/>
+        </w:rPr>
+        <w:t>1 તિમોથીને 5:13 (#5)</w:t>
+      </w:r>
+      <w:r>
+        <w:rPr>
+          <w:lang w:val="gu_IN" w:bidi="gu_IN"/>
+        </w:rPr>
+      </w:r>
+    </w:p>
+    <w:p>
+      <w:pPr/>
+      <w:r>
+        <w:rPr>
+          <w:lang w:val="gu_IN" w:bidi="gu_IN"/>
+        </w:rPr>
+      </w:r>
+      <w:r>
+        <w:rPr>
+          <w:b/>
+          <w:lang w:val="gu_IN" w:bidi="gu_IN"/>
+        </w:rPr>
+        <w:t>"કુથલી"</w:t>
+      </w:r>
+    </w:p>
+    <w:p>
+      <w:pPr/>
+      <w:r>
+        <w:rPr>
+          <w:lang w:val="gu_IN" w:bidi="gu_IN"/>
+        </w:rPr>
+      </w:r>
+      <w:r>
+        <w:rPr>
+          <w:lang w:val="gu_IN" w:bidi="gu_IN"/>
+        </w:rPr>
+        <w:t>વૈકલ્પિક અનુવાદ: "લોકો જે બકવાસ વાતો કરે છે"</w:t>
+      </w:r>
+      <w:r>
+        <w:rPr>
+          <w:lang w:val="gu_IN" w:bidi="gu_IN"/>
+        </w:rPr>
+      </w:r>
+      <w:r>
+        <w:rPr>
+          <w:lang w:val="gu_IN" w:bidi="gu_IN"/>
+        </w:rPr>
+      </w:r>
+    </w:p>
+    <w:p>
+      <w:pPr/>
+      <w:r>
+        <w:rPr>
+          <w:lang w:val="gu_IN" w:bidi="gu_IN"/>
+        </w:rPr>
+      </w:r>
+    </w:p>
+    <w:p>
+      <w:pPr>
+        <w:pStyle w:val="Heading2"/>
+      </w:pPr>
+      <w:r>
+        <w:rPr>
+          <w:lang w:val="gu_IN" w:bidi="gu_IN"/>
+        </w:rPr>
         <w:t>1 તિમોથીને 5:14 (#1)</w:t>
       </w:r>
       <w:r>
@@ -21687,6 +23563,81 @@
           <w:lang w:val="gu_IN" w:bidi="gu_IN"/>
         </w:rPr>
         <w:t>વૈકલ્પિક ભાષાંતર: "વિધવાઓ જેમની પાસે તેમના માટે બીજું કોઈ નથી"</w:t>
+      </w:r>
+      <w:r>
+        <w:rPr>
+          <w:lang w:val="gu_IN" w:bidi="gu_IN"/>
+        </w:rPr>
+      </w:r>
+      <w:r>
+        <w:rPr>
+          <w:lang w:val="gu_IN" w:bidi="gu_IN"/>
+        </w:rPr>
+      </w:r>
+    </w:p>
+    <w:p>
+      <w:pPr/>
+      <w:r>
+        <w:rPr>
+          <w:lang w:val="gu_IN" w:bidi="gu_IN"/>
+        </w:rPr>
+      </w:r>
+    </w:p>
+    <w:p>
+      <w:pPr>
+        <w:pStyle w:val="Heading2"/>
+      </w:pPr>
+      <w:r>
+        <w:rPr>
+          <w:lang w:val="gu_IN" w:bidi="gu_IN"/>
+        </w:rPr>
+        <w:t>1 તિમોથીને 5:16 (#1)</w:t>
+      </w:r>
+      <w:r>
+        <w:rPr>
+          <w:lang w:val="gu_IN" w:bidi="gu_IN"/>
+        </w:rPr>
+      </w:r>
+    </w:p>
+    <w:p>
+      <w:pPr/>
+      <w:r>
+        <w:rPr>
+          <w:lang w:val="gu_IN" w:bidi="gu_IN"/>
+        </w:rPr>
+      </w:r>
+      <w:r>
+        <w:rPr>
+          <w:b/>
+          <w:lang w:val="gu_IN" w:bidi="gu_IN"/>
+        </w:rPr>
+        <w:t>"કોઈ વિશ્વાસી સ્ત્રી પાસે વિધવાઓ હોય"</w:t>
+      </w:r>
+    </w:p>
+    <w:p>
+      <w:pPr/>
+      <w:r>
+        <w:rPr>
+          <w:lang w:val="gu_IN" w:bidi="gu_IN"/>
+        </w:rPr>
+      </w:r>
+      <w:r>
+        <w:rPr>
+          <w:lang w:val="gu_IN" w:bidi="gu_IN"/>
+        </w:rPr>
+        <w:t xml:space="preserve">પાઉલ આ કૃદંતનો ઉપયોગ કરી રહ્યો છે, જે એક વિશેષણ તરીકે કાર્ય કરે છે, તે લોકોના વર્ગને સંદર્ભિત કરવા માટે એક સંજ્ઞા તરીકે જે તે વર્ણવે છે. જો તે તમારી ભાષામાં સ્પષ્ટ હશે, તો તમે તેને સંજ્ઞા શબ્દસમૂહ સાથે અનુવાદિત કરી શકો છો. વૈકલ્પિક અનુવાદ: "કોઈપણ સ્ત્રી જે ઈસુમાં વિશ્વાસ રાખે છે" (જુઓ: </w:t>
+      </w:r>
+      <w:r>
+        <w:rPr>
+          <w:lang w:val="gu_IN" w:bidi="gu_IN"/>
+        </w:rPr>
+        <w:t>નામવાચક વિશેષણો</w:t>
+      </w:r>
+      <w:r>
+        <w:rPr>
+          <w:lang w:val="gu_IN" w:bidi="gu_IN"/>
+        </w:rPr>
+        <w:t>)</w:t>
       </w:r>
       <w:r>
         <w:rPr>
@@ -22032,6 +23983,208 @@
         <w:rPr>
           <w:lang w:val="gu_IN" w:bidi="gu_IN"/>
         </w:rPr>
+        <w:t>1 તિમોથીને 5:17 (#3)</w:t>
+      </w:r>
+      <w:r>
+        <w:rPr>
+          <w:lang w:val="gu_IN" w:bidi="gu_IN"/>
+        </w:rPr>
+      </w:r>
+    </w:p>
+    <w:p>
+      <w:pPr/>
+      <w:r>
+        <w:rPr>
+          <w:lang w:val="gu_IN" w:bidi="gu_IN"/>
+        </w:rPr>
+      </w:r>
+      <w:r>
+        <w:rPr>
+          <w:b/>
+          <w:lang w:val="gu_IN" w:bidi="gu_IN"/>
+        </w:rPr>
+        <w:t>"જેઓ &amp; પરિશ્રમ કરે છે"</w:t>
+      </w:r>
+    </w:p>
+    <w:p>
+      <w:pPr/>
+      <w:r>
+        <w:rPr>
+          <w:lang w:val="gu_IN" w:bidi="gu_IN"/>
+        </w:rPr>
+      </w:r>
+      <w:r>
+        <w:rPr>
+          <w:lang w:val="gu_IN" w:bidi="gu_IN"/>
+        </w:rPr>
+        <w:t xml:space="preserve">પાઉલ </w:t>
+      </w:r>
+      <w:r>
+        <w:rPr>
+          <w:b/>
+          <w:lang w:val="gu_IN" w:bidi="gu_IN"/>
+        </w:rPr>
+        <w:t>મહેનત</w:t>
+      </w:r>
+      <w:r>
+        <w:rPr>
+          <w:lang w:val="gu_IN" w:bidi="gu_IN"/>
+        </w:rPr>
+        <w:t xml:space="preserve">નો ઉપયોગ કરી રહ્યો છે, જે વિશેષણ તરીકે કાર્ય કરે છે, તે વર્ણવે છે તે લોકોના વર્ગના સભ્યોનો સંદર્ભ આપવા માટે સંજ્ઞા તરીકે. જો તે તમારી ભાષામાં સ્પષ્ટ હશે, તો તમે તેને સંજ્ઞા શબ્દસમૂહ સાથે અનુવાદિત કરી શકો છો. વૈકલ્પિક અનુવાદ: "વડીલો જેઓ ખંતથી કામ કરે છે" (જુઓ: </w:t>
+      </w:r>
+      <w:r>
+        <w:rPr>
+          <w:lang w:val="gu_IN" w:bidi="gu_IN"/>
+        </w:rPr>
+        <w:t>નામવાચક વિશેષણો</w:t>
+      </w:r>
+      <w:r>
+        <w:rPr>
+          <w:lang w:val="gu_IN" w:bidi="gu_IN"/>
+        </w:rPr>
+        <w:t>)</w:t>
+      </w:r>
+      <w:r>
+        <w:rPr>
+          <w:lang w:val="gu_IN" w:bidi="gu_IN"/>
+        </w:rPr>
+      </w:r>
+      <w:r>
+        <w:rPr>
+          <w:lang w:val="gu_IN" w:bidi="gu_IN"/>
+        </w:rPr>
+      </w:r>
+    </w:p>
+    <w:p>
+      <w:pPr/>
+      <w:r>
+        <w:rPr>
+          <w:lang w:val="gu_IN" w:bidi="gu_IN"/>
+        </w:rPr>
+      </w:r>
+    </w:p>
+    <w:p>
+      <w:pPr>
+        <w:pStyle w:val="Heading2"/>
+      </w:pPr>
+      <w:r>
+        <w:rPr>
+          <w:lang w:val="gu_IN" w:bidi="gu_IN"/>
+        </w:rPr>
+        <w:t>1 તિમોથીને 5:17 (#4)</w:t>
+      </w:r>
+      <w:r>
+        <w:rPr>
+          <w:lang w:val="gu_IN" w:bidi="gu_IN"/>
+        </w:rPr>
+      </w:r>
+    </w:p>
+    <w:p>
+      <w:pPr/>
+      <w:r>
+        <w:rPr>
+          <w:lang w:val="gu_IN" w:bidi="gu_IN"/>
+        </w:rPr>
+      </w:r>
+      <w:r>
+        <w:rPr>
+          <w:b/>
+          <w:lang w:val="gu_IN" w:bidi="gu_IN"/>
+        </w:rPr>
+        <w:t>"વચન તથા શિક્ષણ માટે"</w:t>
+      </w:r>
+    </w:p>
+    <w:p>
+      <w:pPr/>
+      <w:r>
+        <w:rPr>
+          <w:lang w:val="gu_IN" w:bidi="gu_IN"/>
+        </w:rPr>
+      </w:r>
+      <w:r>
+        <w:rPr>
+          <w:lang w:val="gu_IN" w:bidi="gu_IN"/>
+        </w:rPr>
+        <w:t xml:space="preserve">આ વાક્ય </w:t>
+      </w:r>
+      <w:r>
+        <w:rPr>
+          <w:b/>
+          <w:lang w:val="gu_IN" w:bidi="gu_IN"/>
+        </w:rPr>
+        <w:t>અને</w:t>
+      </w:r>
+      <w:r>
+        <w:rPr>
+          <w:lang w:val="gu_IN" w:bidi="gu_IN"/>
+        </w:rPr>
+        <w:t xml:space="preserve"> સાથે જોડાયેલા બે શબ્દસમૂહો (જે વાસ્તવમાં ગ્રીકમાં માત્ર બે શબ્દો છે)નો ઉપયોગ કરીને એક જ વિચાર વ્યક્ત કરી શકે છે. </w:t>
+      </w:r>
+      <w:r>
+        <w:rPr>
+          <w:b/>
+          <w:lang w:val="gu_IN" w:bidi="gu_IN"/>
+        </w:rPr>
+        <w:t>શબ્દમાં</w:t>
+      </w:r>
+      <w:r>
+        <w:rPr>
+          <w:lang w:val="gu_IN" w:bidi="gu_IN"/>
+        </w:rPr>
+        <w:t xml:space="preserve"> વાક્ય </w:t>
+      </w:r>
+      <w:r>
+        <w:rPr>
+          <w:b/>
+          <w:lang w:val="gu_IN" w:bidi="gu_IN"/>
+        </w:rPr>
+        <w:t>શિક્ષણ</w:t>
+      </w:r>
+      <w:r>
+        <w:rPr>
+          <w:lang w:val="gu_IN" w:bidi="gu_IN"/>
+        </w:rPr>
+        <w:t xml:space="preserve"> ની સામગ્રીને ઓળખતો હશે. જો તે તમારી ભાષામાં સ્પષ્ટ હશે, તો તમે સમકક્ષ શબ્દસમૂહ સાથે અર્થ વ્યક્ત કરી શકો છો. વૈકલ્પિક અનુવાદ: "શાસ્ત્રમાંથી શીખવવા પર" (જુઓ: </w:t>
+      </w:r>
+      <w:r>
+        <w:rPr>
+          <w:lang w:val="gu_IN" w:bidi="gu_IN"/>
+        </w:rPr>
+        <w:t>સંયોજકો</w:t>
+      </w:r>
+      <w:r>
+        <w:rPr>
+          <w:lang w:val="gu_IN" w:bidi="gu_IN"/>
+        </w:rPr>
+        <w:t>)</w:t>
+      </w:r>
+      <w:r>
+        <w:rPr>
+          <w:lang w:val="gu_IN" w:bidi="gu_IN"/>
+        </w:rPr>
+      </w:r>
+      <w:r>
+        <w:rPr>
+          <w:lang w:val="gu_IN" w:bidi="gu_IN"/>
+        </w:rPr>
+      </w:r>
+    </w:p>
+    <w:p>
+      <w:pPr/>
+      <w:r>
+        <w:rPr>
+          <w:lang w:val="gu_IN" w:bidi="gu_IN"/>
+        </w:rPr>
+      </w:r>
+    </w:p>
+    <w:p>
+      <w:pPr>
+        <w:pStyle w:val="Heading2"/>
+      </w:pPr>
+      <w:r>
+        <w:rPr>
+          <w:lang w:val="gu_IN" w:bidi="gu_IN"/>
+        </w:rPr>
         <w:t>1 તિમોથીને 5:18 (#1)</w:t>
       </w:r>
       <w:r>
@@ -22380,6 +24533,81 @@
         <w:rPr>
           <w:lang w:val="gu_IN" w:bidi="gu_IN"/>
         </w:rPr>
+        <w:t>1 તિમોથીને 5:18 (#4)</w:t>
+      </w:r>
+      <w:r>
+        <w:rPr>
+          <w:lang w:val="gu_IN" w:bidi="gu_IN"/>
+        </w:rPr>
+      </w:r>
+    </w:p>
+    <w:p>
+      <w:pPr/>
+      <w:r>
+        <w:rPr>
+          <w:lang w:val="gu_IN" w:bidi="gu_IN"/>
+        </w:rPr>
+      </w:r>
+      <w:r>
+        <w:rPr>
+          <w:b/>
+          <w:lang w:val="gu_IN" w:bidi="gu_IN"/>
+        </w:rPr>
+        <w:t>"કણસલા ખુંદનાર બળદનું મોં તું ના બાંધ"</w:t>
+      </w:r>
+    </w:p>
+    <w:p>
+      <w:pPr/>
+      <w:r>
+        <w:rPr>
+          <w:lang w:val="gu_IN" w:bidi="gu_IN"/>
+        </w:rPr>
+      </w:r>
+      <w:r>
+        <w:rPr>
+          <w:lang w:val="gu_IN" w:bidi="gu_IN"/>
+        </w:rPr>
+        <w:t xml:space="preserve">આ સંસ્કૃતિમાં બળદ તેના પર ચાલીને અનાજને **ઝૂડવે ** છે અથવા તેના પર કોઈ ભારે વસ્તુ ખેંચીને દાણાને ભૂસીથી અલગ કરે છે. વૈકલ્પિક ભાષાંતર: "એક બળદ જે અનાજને ભૂસીથી અલગ કરી રહ્યો છે" (જુઓ: </w:t>
+      </w:r>
+      <w:r>
+        <w:rPr>
+          <w:lang w:val="gu_IN" w:bidi="gu_IN"/>
+        </w:rPr>
+        <w:t>અજાણી બાબતો નો અનુવાદ</w:t>
+      </w:r>
+      <w:r>
+        <w:rPr>
+          <w:lang w:val="gu_IN" w:bidi="gu_IN"/>
+        </w:rPr>
+        <w:t>)</w:t>
+      </w:r>
+      <w:r>
+        <w:rPr>
+          <w:lang w:val="gu_IN" w:bidi="gu_IN"/>
+        </w:rPr>
+      </w:r>
+      <w:r>
+        <w:rPr>
+          <w:lang w:val="gu_IN" w:bidi="gu_IN"/>
+        </w:rPr>
+      </w:r>
+    </w:p>
+    <w:p>
+      <w:pPr/>
+      <w:r>
+        <w:rPr>
+          <w:lang w:val="gu_IN" w:bidi="gu_IN"/>
+        </w:rPr>
+      </w:r>
+    </w:p>
+    <w:p>
+      <w:pPr>
+        <w:pStyle w:val="Heading2"/>
+      </w:pPr>
+      <w:r>
+        <w:rPr>
+          <w:lang w:val="gu_IN" w:bidi="gu_IN"/>
+        </w:rPr>
         <w:t>1 તિમોથીને 5:19 (#1)</w:t>
       </w:r>
       <w:r>
@@ -22921,6 +25149,81 @@
         <w:rPr>
           <w:lang w:val="gu_IN" w:bidi="gu_IN"/>
         </w:rPr>
+        <w:t>1 તિમોથીને 5:20 (#1)</w:t>
+      </w:r>
+      <w:r>
+        <w:rPr>
+          <w:lang w:val="gu_IN" w:bidi="gu_IN"/>
+        </w:rPr>
+      </w:r>
+    </w:p>
+    <w:p>
+      <w:pPr/>
+      <w:r>
+        <w:rPr>
+          <w:lang w:val="gu_IN" w:bidi="gu_IN"/>
+        </w:rPr>
+      </w:r>
+      <w:r>
+        <w:rPr>
+          <w:b/>
+          <w:lang w:val="gu_IN" w:bidi="gu_IN"/>
+        </w:rPr>
+        <w:t>"જે પાપ કરી રહ્યો છે, તેને"</w:t>
+      </w:r>
+    </w:p>
+    <w:p>
+      <w:pPr/>
+      <w:r>
+        <w:rPr>
+          <w:lang w:val="gu_IN" w:bidi="gu_IN"/>
+        </w:rPr>
+      </w:r>
+      <w:r>
+        <w:rPr>
+          <w:lang w:val="gu_IN" w:bidi="gu_IN"/>
+        </w:rPr>
+        <w:t xml:space="preserve">પાઉલ આ કૃદંત નો ઉપયોગ કરી રહ્યો છે, જે એક વિશેષણ તરીકે કાર્ય કરે છે, તે લોકોના વર્ગને સંદર્ભિત કરવા માટે એક સંજ્ઞા તરીકે જે તે વર્ણવે છે. જો તે તમારી ભાષામાં સ્પષ્ટ હશે, તો તમે તેને સંજ્ઞા શબ્દસમૂહ સાથે અનુવાદિત કરી શકો છો. આનો સંદર્ભ હોઈ શકે છે: (૧) કોઈપણ વિશ્વાસીઓ કે જેઓ પાપ કરી રહ્યા છે. વૈકલ્પિક અનુવાદ: "પાપ કરનારા વિશ્વાસીઓ" (૨) વડીલો. વૈકલ્પિક અનુવાદ: "વડીલો જેઓ ખોટું કામ કરી રહ્યા છે" (જુઓ: </w:t>
+      </w:r>
+      <w:r>
+        <w:rPr>
+          <w:lang w:val="gu_IN" w:bidi="gu_IN"/>
+        </w:rPr>
+        <w:t>નામવાચક વિશેષણો</w:t>
+      </w:r>
+      <w:r>
+        <w:rPr>
+          <w:lang w:val="gu_IN" w:bidi="gu_IN"/>
+        </w:rPr>
+        <w:t>)</w:t>
+      </w:r>
+      <w:r>
+        <w:rPr>
+          <w:lang w:val="gu_IN" w:bidi="gu_IN"/>
+        </w:rPr>
+      </w:r>
+      <w:r>
+        <w:rPr>
+          <w:lang w:val="gu_IN" w:bidi="gu_IN"/>
+        </w:rPr>
+      </w:r>
+    </w:p>
+    <w:p>
+      <w:pPr/>
+      <w:r>
+        <w:rPr>
+          <w:lang w:val="gu_IN" w:bidi="gu_IN"/>
+        </w:rPr>
+      </w:r>
+    </w:p>
+    <w:p>
+      <w:pPr>
+        <w:pStyle w:val="Heading2"/>
+      </w:pPr>
+      <w:r>
+        <w:rPr>
+          <w:lang w:val="gu_IN" w:bidi="gu_IN"/>
+        </w:rPr>
         <w:t>1 તિમોથીને 5:21 (#1)</w:t>
       </w:r>
       <w:r>
@@ -23312,6 +25615,94 @@
           <w:lang w:val="gu_IN" w:bidi="gu_IN"/>
         </w:rPr>
         <w:t>વૈકલ્પિક અનુવાદ: "તમે આ સૂચનાઓનું પાલન કરો"</w:t>
+      </w:r>
+      <w:r>
+        <w:rPr>
+          <w:lang w:val="gu_IN" w:bidi="gu_IN"/>
+        </w:rPr>
+      </w:r>
+      <w:r>
+        <w:rPr>
+          <w:lang w:val="gu_IN" w:bidi="gu_IN"/>
+        </w:rPr>
+      </w:r>
+    </w:p>
+    <w:p>
+      <w:pPr/>
+      <w:r>
+        <w:rPr>
+          <w:lang w:val="gu_IN" w:bidi="gu_IN"/>
+        </w:rPr>
+      </w:r>
+    </w:p>
+    <w:p>
+      <w:pPr>
+        <w:pStyle w:val="Heading2"/>
+      </w:pPr>
+      <w:r>
+        <w:rPr>
+          <w:lang w:val="gu_IN" w:bidi="gu_IN"/>
+        </w:rPr>
+        <w:t>1 તિમોથીને 5:21 (#2)</w:t>
+      </w:r>
+      <w:r>
+        <w:rPr>
+          <w:lang w:val="gu_IN" w:bidi="gu_IN"/>
+        </w:rPr>
+      </w:r>
+    </w:p>
+    <w:p>
+      <w:pPr/>
+      <w:r>
+        <w:rPr>
+          <w:lang w:val="gu_IN" w:bidi="gu_IN"/>
+        </w:rPr>
+      </w:r>
+      <w:r>
+        <w:rPr>
+          <w:b/>
+          <w:lang w:val="gu_IN" w:bidi="gu_IN"/>
+        </w:rPr>
+        <w:t>"ઈશ્વર તથા ખ્રિસ્ત ઈસુ &amp; આગળ"</w:t>
+      </w:r>
+    </w:p>
+    <w:p>
+      <w:pPr/>
+      <w:r>
+        <w:rPr>
+          <w:lang w:val="gu_IN" w:bidi="gu_IN"/>
+        </w:rPr>
+      </w:r>
+      <w:r>
+        <w:rPr>
+          <w:lang w:val="gu_IN" w:bidi="gu_IN"/>
+        </w:rPr>
+        <w:t xml:space="preserve">પાઉલ </w:t>
+      </w:r>
+      <w:r>
+        <w:rPr>
+          <w:b/>
+          <w:lang w:val="gu_IN" w:bidi="gu_IN"/>
+        </w:rPr>
+        <w:t>પહેલાં</w:t>
+      </w:r>
+      <w:r>
+        <w:rPr>
+          <w:lang w:val="gu_IN" w:bidi="gu_IN"/>
+        </w:rPr>
+        <w:t xml:space="preserve"> શબ્દનો ઉપયોગ કરે છે, જેનો અર્થ થાય છે “આગળ” એ દર્શાવવા માટે કે તેઓ “ક્યાં જોઈ શકે છે.” જોવું, બદલામાં, અલંકારિક અર્થ છે ધ્યાન અને નિર્ણય. વૈકલ્પિક અનુવાદ: "જેમ દેવઅને ખ્રિસ્ત ઈસુ અને પસંદ કરેલા દૂતો જોઈ રહ્યા છે" (જુઓ: </w:t>
+      </w:r>
+      <w:r>
+        <w:rPr>
+          <w:lang w:val="gu_IN" w:bidi="gu_IN"/>
+        </w:rPr>
+        <w:t>રૂપક</w:t>
+      </w:r>
+      <w:r>
+        <w:rPr>
+          <w:lang w:val="gu_IN" w:bidi="gu_IN"/>
+        </w:rPr>
+        <w:t>)</w:t>
       </w:r>
       <w:r>
         <w:rPr>
@@ -24294,6 +26685,94 @@
         <w:rPr>
           <w:lang w:val="gu_IN" w:bidi="gu_IN"/>
         </w:rPr>
+        <w:t>1 તિમોથીને 5:25 (#2)</w:t>
+      </w:r>
+      <w:r>
+        <w:rPr>
+          <w:lang w:val="gu_IN" w:bidi="gu_IN"/>
+        </w:rPr>
+      </w:r>
+    </w:p>
+    <w:p>
+      <w:pPr/>
+      <w:r>
+        <w:rPr>
+          <w:lang w:val="gu_IN" w:bidi="gu_IN"/>
+        </w:rPr>
+      </w:r>
+      <w:r>
+        <w:rPr>
+          <w:b/>
+          <w:lang w:val="gu_IN" w:bidi="gu_IN"/>
+        </w:rPr>
+        <w:t>"સારા કાર્યો"</w:t>
+      </w:r>
+    </w:p>
+    <w:p>
+      <w:pPr/>
+      <w:r>
+        <w:rPr>
+          <w:lang w:val="gu_IN" w:bidi="gu_IN"/>
+        </w:rPr>
+      </w:r>
+      <w:r>
+        <w:rPr>
+          <w:lang w:val="gu_IN" w:bidi="gu_IN"/>
+        </w:rPr>
+        <w:t xml:space="preserve">તાત્પર્ય એ છે કે આ કાર્યોને </w:t>
+      </w:r>
+      <w:r>
+        <w:rPr>
+          <w:b/>
+          <w:lang w:val="gu_IN" w:bidi="gu_IN"/>
+        </w:rPr>
+        <w:t>સારા</w:t>
+      </w:r>
+      <w:r>
+        <w:rPr>
+          <w:lang w:val="gu_IN" w:bidi="gu_IN"/>
+        </w:rPr>
+        <w:t xml:space="preserve"> ગણવામાં આવે છે કારણ કે તે દેવના ચરિત્ર, હેતુઓ અને ઈચ્છા સાથે સુસંગત છે. વૈકલ્પિક અનુવાદ: "દેવ મંજૂર કરે તેવી ક્રિયાઓ" (જુઓ: </w:t>
+      </w:r>
+      <w:r>
+        <w:rPr>
+          <w:lang w:val="gu_IN" w:bidi="gu_IN"/>
+        </w:rPr>
+        <w:t>અનુમાનિત જ્ઞાન અને ગર્ભિત માહિતી</w:t>
+      </w:r>
+      <w:r>
+        <w:rPr>
+          <w:lang w:val="gu_IN" w:bidi="gu_IN"/>
+        </w:rPr>
+        <w:t>)</w:t>
+      </w:r>
+      <w:r>
+        <w:rPr>
+          <w:lang w:val="gu_IN" w:bidi="gu_IN"/>
+        </w:rPr>
+      </w:r>
+      <w:r>
+        <w:rPr>
+          <w:lang w:val="gu_IN" w:bidi="gu_IN"/>
+        </w:rPr>
+      </w:r>
+    </w:p>
+    <w:p>
+      <w:pPr/>
+      <w:r>
+        <w:rPr>
+          <w:lang w:val="gu_IN" w:bidi="gu_IN"/>
+        </w:rPr>
+      </w:r>
+    </w:p>
+    <w:p>
+      <w:pPr>
+        <w:pStyle w:val="Heading2"/>
+      </w:pPr>
+      <w:r>
+        <w:rPr>
+          <w:lang w:val="gu_IN" w:bidi="gu_IN"/>
+        </w:rPr>
         <w:t>1 તિમોથીને - અધ્યાય 6 પ્રસ્તાવના</w:t>
       </w:r>
       <w:r>
@@ -24709,6 +27188,144 @@
           <w:lang w:val="gu_IN" w:bidi="gu_IN"/>
         </w:rPr>
         <w:t>)</w:t>
+      </w:r>
+      <w:r>
+        <w:rPr>
+          <w:lang w:val="gu_IN" w:bidi="gu_IN"/>
+        </w:rPr>
+      </w:r>
+      <w:r>
+        <w:rPr>
+          <w:lang w:val="gu_IN" w:bidi="gu_IN"/>
+        </w:rPr>
+      </w:r>
+    </w:p>
+    <w:p>
+      <w:pPr/>
+      <w:r>
+        <w:rPr>
+          <w:lang w:val="gu_IN" w:bidi="gu_IN"/>
+        </w:rPr>
+      </w:r>
+    </w:p>
+    <w:p>
+      <w:pPr>
+        <w:pStyle w:val="Heading2"/>
+      </w:pPr>
+      <w:r>
+        <w:rPr>
+          <w:lang w:val="gu_IN" w:bidi="gu_IN"/>
+        </w:rPr>
+        <w:t>1 તિમોથીને 6:1 (#6)</w:t>
+      </w:r>
+      <w:r>
+        <w:rPr>
+          <w:lang w:val="gu_IN" w:bidi="gu_IN"/>
+        </w:rPr>
+      </w:r>
+    </w:p>
+    <w:p>
+      <w:pPr/>
+      <w:r>
+        <w:rPr>
+          <w:lang w:val="gu_IN" w:bidi="gu_IN"/>
+        </w:rPr>
+      </w:r>
+      <w:r>
+        <w:rPr>
+          <w:b/>
+          <w:lang w:val="gu_IN" w:bidi="gu_IN"/>
+        </w:rPr>
+        <w:t>"શિક્ષણ વિષે"</w:t>
+      </w:r>
+    </w:p>
+    <w:p>
+      <w:pPr/>
+      <w:r>
+        <w:rPr>
+          <w:lang w:val="gu_IN" w:bidi="gu_IN"/>
+        </w:rPr>
+      </w:r>
+      <w:r>
+        <w:rPr>
+          <w:lang w:val="gu_IN" w:bidi="gu_IN"/>
+        </w:rPr>
+        <w:t xml:space="preserve">સ્પષ્ટપણે પાઉલનો અર્થ ઈસુ વિશે અને તેમના અનુયાયીઓ કેવી રીતે જીવવું જોઈએ તે વિશેનું શિક્ષણ છે. વૈકલ્પિક અનુવાદ: "આસ્થાવાનોએ કેવી રીતે જીવવું જોઈએ તે વિશેનું અમારું શિક્ષણ" (જુઓ: </w:t>
+      </w:r>
+      <w:r>
+        <w:rPr>
+          <w:lang w:val="gu_IN" w:bidi="gu_IN"/>
+        </w:rPr>
+        <w:t>અનુમાનિત જ્ઞાન અને ગર્ભિત માહિતી</w:t>
+      </w:r>
+      <w:r>
+        <w:rPr>
+          <w:lang w:val="gu_IN" w:bidi="gu_IN"/>
+        </w:rPr>
+        <w:t>)</w:t>
+      </w:r>
+      <w:r>
+        <w:rPr>
+          <w:lang w:val="gu_IN" w:bidi="gu_IN"/>
+        </w:rPr>
+      </w:r>
+      <w:r>
+        <w:rPr>
+          <w:lang w:val="gu_IN" w:bidi="gu_IN"/>
+        </w:rPr>
+      </w:r>
+    </w:p>
+    <w:p>
+      <w:pPr/>
+      <w:r>
+        <w:rPr>
+          <w:lang w:val="gu_IN" w:bidi="gu_IN"/>
+        </w:rPr>
+      </w:r>
+    </w:p>
+    <w:p>
+      <w:pPr>
+        <w:pStyle w:val="Heading2"/>
+      </w:pPr>
+      <w:r>
+        <w:rPr>
+          <w:lang w:val="gu_IN" w:bidi="gu_IN"/>
+        </w:rPr>
+        <w:t>1 તિમોથીને 6:1 (#4)</w:t>
+      </w:r>
+      <w:r>
+        <w:rPr>
+          <w:lang w:val="gu_IN" w:bidi="gu_IN"/>
+        </w:rPr>
+      </w:r>
+    </w:p>
+    <w:p>
+      <w:pPr/>
+      <w:r>
+        <w:rPr>
+          <w:lang w:val="gu_IN" w:bidi="gu_IN"/>
+        </w:rPr>
+      </w:r>
+      <w:r>
+        <w:rPr>
+          <w:b/>
+          <w:lang w:val="gu_IN" w:bidi="gu_IN"/>
+        </w:rPr>
+        <w:t>"કે જેથી ઈશ્વરનું નામ તથા શિક્ષણ વિષે દુર્ભાષણ થાય નહિ"</w:t>
+      </w:r>
+    </w:p>
+    <w:p>
+      <w:pPr/>
+      <w:r>
+        <w:rPr>
+          <w:lang w:val="gu_IN" w:bidi="gu_IN"/>
+        </w:rPr>
+      </w:r>
+      <w:r>
+        <w:rPr>
+          <w:lang w:val="gu_IN" w:bidi="gu_IN"/>
+        </w:rPr>
+        <w:t>જો તે તમારી ભાષામાં સ્પષ્ટ હશે, તો તમે આને હકારાત્મક રીતે કહી શકો છો. વૈકલ્પિક અનુવાદ: "જેથી અવિશ્વાસીઓ હંમેશા દેવના ચરિત્ર વિશે અને આપણે જે શીખવીએ છીએ તે વિશે આદરપૂર્વક બોલે"</w:t>
       </w:r>
       <w:r>
         <w:rPr>
@@ -25668,6 +28285,157 @@
         <w:rPr>
           <w:lang w:val="gu_IN" w:bidi="gu_IN"/>
         </w:rPr>
+        <w:t>1 તિમોથીને 6:4 (#3)</w:t>
+      </w:r>
+      <w:r>
+        <w:rPr>
+          <w:lang w:val="gu_IN" w:bidi="gu_IN"/>
+        </w:rPr>
+      </w:r>
+    </w:p>
+    <w:p>
+      <w:pPr/>
+      <w:r>
+        <w:rPr>
+          <w:lang w:val="gu_IN" w:bidi="gu_IN"/>
+        </w:rPr>
+      </w:r>
+      <w:r>
+        <w:rPr>
+          <w:b/>
+          <w:lang w:val="gu_IN" w:bidi="gu_IN"/>
+        </w:rPr>
+        <w:t>"તો તે ઘમંડી થયો છે"</w:t>
+      </w:r>
+    </w:p>
+    <w:p>
+      <w:pPr/>
+      <w:r>
+        <w:rPr>
+          <w:lang w:val="gu_IN" w:bidi="gu_IN"/>
+        </w:rPr>
+      </w:r>
+      <w:r>
+        <w:rPr>
+          <w:lang w:val="gu_IN" w:bidi="gu_IN"/>
+        </w:rPr>
+        <w:t xml:space="preserve">અહીં, </w:t>
+      </w:r>
+      <w:r>
+        <w:rPr>
+          <w:b/>
+          <w:lang w:val="gu_IN" w:bidi="gu_IN"/>
+        </w:rPr>
+        <w:t>તે</w:t>
+      </w:r>
+      <w:r>
+        <w:rPr>
+          <w:lang w:val="gu_IN" w:bidi="gu_IN"/>
+        </w:rPr>
+        <w:t xml:space="preserve"> સામાન્ય રીતે એવી કોઈપણ વ્યક્તિનો ઉલ્લેખ કરે છે જે સાચું નથી તે શીખવે છે. વૈકલ્પિક અનુવાદ: "તે વ્યક્તિ અતિશય ગર્વ કરે છે" (જુઓ: </w:t>
+      </w:r>
+      <w:r>
+        <w:rPr>
+          <w:lang w:val="gu_IN" w:bidi="gu_IN"/>
+        </w:rPr>
+        <w:t>જ્યારે પુલીંગ શબ્દોનો ઉપયોગ સ્ત્રીઓ માટે કરવામાં આવે છે</w:t>
+      </w:r>
+      <w:r>
+        <w:rPr>
+          <w:lang w:val="gu_IN" w:bidi="gu_IN"/>
+        </w:rPr>
+        <w:t>)</w:t>
+      </w:r>
+      <w:r>
+        <w:rPr>
+          <w:lang w:val="gu_IN" w:bidi="gu_IN"/>
+        </w:rPr>
+      </w:r>
+      <w:r>
+        <w:rPr>
+          <w:lang w:val="gu_IN" w:bidi="gu_IN"/>
+        </w:rPr>
+      </w:r>
+    </w:p>
+    <w:p>
+      <w:pPr/>
+      <w:r>
+        <w:rPr>
+          <w:lang w:val="gu_IN" w:bidi="gu_IN"/>
+        </w:rPr>
+      </w:r>
+    </w:p>
+    <w:p>
+      <w:pPr>
+        <w:pStyle w:val="Heading2"/>
+      </w:pPr>
+      <w:r>
+        <w:rPr>
+          <w:lang w:val="gu_IN" w:bidi="gu_IN"/>
+        </w:rPr>
+        <w:t>1 તિમોથીને 6:4 (#6)</w:t>
+      </w:r>
+      <w:r>
+        <w:rPr>
+          <w:lang w:val="gu_IN" w:bidi="gu_IN"/>
+        </w:rPr>
+      </w:r>
+    </w:p>
+    <w:p>
+      <w:pPr/>
+      <w:r>
+        <w:rPr>
+          <w:lang w:val="gu_IN" w:bidi="gu_IN"/>
+        </w:rPr>
+      </w:r>
+      <w:r>
+        <w:rPr>
+          <w:b/>
+          <w:lang w:val="gu_IN" w:bidi="gu_IN"/>
+        </w:rPr>
+        <w:t>"દુર્ભાષણ"</w:t>
+      </w:r>
+    </w:p>
+    <w:p>
+      <w:pPr/>
+      <w:r>
+        <w:rPr>
+          <w:lang w:val="gu_IN" w:bidi="gu_IN"/>
+        </w:rPr>
+      </w:r>
+      <w:r>
+        <w:rPr>
+          <w:lang w:val="gu_IN" w:bidi="gu_IN"/>
+        </w:rPr>
+        <w:t>જ્યારે આ શબ્દ ઘણીવાર અસત્ય અથવા અપમાનજનક વસ્તુઓનો ઉલ્લેખ કરે છે જે લોકો દેવ વિશે કહે છે, આ સંદર્ભમાં તે એકબીજા વિશે ખોટી રીતે ખરાબ વાતો કરતા લોકોનો સંદર્ભ આપે છે. વૈકલ્પિક અનુવાદ: "અપમાન"</w:t>
+      </w:r>
+      <w:r>
+        <w:rPr>
+          <w:lang w:val="gu_IN" w:bidi="gu_IN"/>
+        </w:rPr>
+      </w:r>
+      <w:r>
+        <w:rPr>
+          <w:lang w:val="gu_IN" w:bidi="gu_IN"/>
+        </w:rPr>
+      </w:r>
+    </w:p>
+    <w:p>
+      <w:pPr/>
+      <w:r>
+        <w:rPr>
+          <w:lang w:val="gu_IN" w:bidi="gu_IN"/>
+        </w:rPr>
+      </w:r>
+    </w:p>
+    <w:p>
+      <w:pPr>
+        <w:pStyle w:val="Heading2"/>
+      </w:pPr>
+      <w:r>
+        <w:rPr>
+          <w:lang w:val="gu_IN" w:bidi="gu_IN"/>
+        </w:rPr>
         <w:t>1 તિમોથીને 6:5 (#1)</w:t>
       </w:r>
       <w:r>
@@ -27297,6 +30065,231 @@
         <w:rPr>
           <w:lang w:val="gu_IN" w:bidi="gu_IN"/>
         </w:rPr>
+        <w:t>1 તિમોથીને 6:9 (#1)</w:t>
+      </w:r>
+      <w:r>
+        <w:rPr>
+          <w:lang w:val="gu_IN" w:bidi="gu_IN"/>
+        </w:rPr>
+      </w:r>
+    </w:p>
+    <w:p>
+      <w:pPr/>
+      <w:r>
+        <w:rPr>
+          <w:lang w:val="gu_IN" w:bidi="gu_IN"/>
+        </w:rPr>
+      </w:r>
+      <w:r>
+        <w:rPr>
+          <w:b/>
+          <w:lang w:val="gu_IN" w:bidi="gu_IN"/>
+        </w:rPr>
+        <w:t>"હવે"</w:t>
+      </w:r>
+    </w:p>
+    <w:p>
+      <w:pPr/>
+      <w:r>
+        <w:rPr>
+          <w:lang w:val="gu_IN" w:bidi="gu_IN"/>
+        </w:rPr>
+      </w:r>
+      <w:r>
+        <w:rPr>
+          <w:lang w:val="gu_IN" w:bidi="gu_IN"/>
+        </w:rPr>
+        <w:t xml:space="preserve">પાઉલ આ શબ્દનો ઉપયોગ એ દર્શાવવા માટે કરે છે કે તે એવા લોકોના વિષય પર પાછા ફરે છે જેઓ વિચારે છે કે ઈશ્વરભક્ત હોવાને કારણે તેઓ ધનિક બનશે. તમે તમારી ભાષામાં શબ્દ અથવા શબ્દસમૂહ સાથે શબ્દનો અનુવાદ કરી શકો છો જે અર્થ અને મહત્વમાં સૌથી સમાન છે. (જુઓ: </w:t>
+      </w:r>
+      <w:r>
+        <w:rPr>
+          <w:lang w:val="gu_IN" w:bidi="gu_IN"/>
+        </w:rPr>
+        <w:t>જોડાણ-વિરોધાભાસ સબંધ</w:t>
+      </w:r>
+      <w:r>
+        <w:rPr>
+          <w:lang w:val="gu_IN" w:bidi="gu_IN"/>
+        </w:rPr>
+        <w:t>)</w:t>
+      </w:r>
+      <w:r>
+        <w:rPr>
+          <w:lang w:val="gu_IN" w:bidi="gu_IN"/>
+        </w:rPr>
+      </w:r>
+      <w:r>
+        <w:rPr>
+          <w:lang w:val="gu_IN" w:bidi="gu_IN"/>
+        </w:rPr>
+      </w:r>
+    </w:p>
+    <w:p>
+      <w:pPr/>
+      <w:r>
+        <w:rPr>
+          <w:lang w:val="gu_IN" w:bidi="gu_IN"/>
+        </w:rPr>
+      </w:r>
+    </w:p>
+    <w:p>
+      <w:pPr>
+        <w:pStyle w:val="Heading2"/>
+      </w:pPr>
+      <w:r>
+        <w:rPr>
+          <w:lang w:val="gu_IN" w:bidi="gu_IN"/>
+        </w:rPr>
+        <w:t>1 તિમોથીને 6:9 (#2)</w:t>
+      </w:r>
+      <w:r>
+        <w:rPr>
+          <w:lang w:val="gu_IN" w:bidi="gu_IN"/>
+        </w:rPr>
+      </w:r>
+    </w:p>
+    <w:p>
+      <w:pPr/>
+      <w:r>
+        <w:rPr>
+          <w:lang w:val="gu_IN" w:bidi="gu_IN"/>
+        </w:rPr>
+      </w:r>
+      <w:r>
+        <w:rPr>
+          <w:b/>
+          <w:lang w:val="gu_IN" w:bidi="gu_IN"/>
+        </w:rPr>
+        <w:t>"જેઓ દ્રવ્યવાન થવા ચાહે છે તેઓ"</w:t>
+      </w:r>
+    </w:p>
+    <w:p>
+      <w:pPr/>
+      <w:r>
+        <w:rPr>
+          <w:lang w:val="gu_IN" w:bidi="gu_IN"/>
+        </w:rPr>
+      </w:r>
+      <w:r>
+        <w:rPr>
+          <w:lang w:val="gu_IN" w:bidi="gu_IN"/>
+        </w:rPr>
+        <w:t xml:space="preserve">પાઉલ આ કૃદંતનો ઉપયોગ કરે છે, જે વિશેષણ તરીકે કાર્ય કરે છે, તે લોકોના વર્ગનો ઉલ્લેખ કરવા માટે સંજ્ઞા તરીકે કરે છે જે તે વર્ણવે છે. જો તે તમારી ભાષામાં સ્પષ્ટ હશે, તો તમે તેને સંજ્ઞા શબ્દસમૂહ સાથે અનુવાદિત કરી શકો છો. વૈકલ્પિક અનુવાદ: "લોકો જે ઇચ્છે છે" (જુઓ: </w:t>
+      </w:r>
+      <w:r>
+        <w:rPr>
+          <w:lang w:val="gu_IN" w:bidi="gu_IN"/>
+        </w:rPr>
+        <w:t>નામવાચક વિશેષણો</w:t>
+      </w:r>
+      <w:r>
+        <w:rPr>
+          <w:lang w:val="gu_IN" w:bidi="gu_IN"/>
+        </w:rPr>
+        <w:t>)</w:t>
+      </w:r>
+      <w:r>
+        <w:rPr>
+          <w:lang w:val="gu_IN" w:bidi="gu_IN"/>
+        </w:rPr>
+      </w:r>
+      <w:r>
+        <w:rPr>
+          <w:lang w:val="gu_IN" w:bidi="gu_IN"/>
+        </w:rPr>
+      </w:r>
+    </w:p>
+    <w:p>
+      <w:pPr/>
+      <w:r>
+        <w:rPr>
+          <w:lang w:val="gu_IN" w:bidi="gu_IN"/>
+        </w:rPr>
+      </w:r>
+    </w:p>
+    <w:p>
+      <w:pPr>
+        <w:pStyle w:val="Heading2"/>
+      </w:pPr>
+      <w:r>
+        <w:rPr>
+          <w:lang w:val="gu_IN" w:bidi="gu_IN"/>
+        </w:rPr>
+        <w:t>1 તિમોથીને 6:9 (#4)</w:t>
+      </w:r>
+      <w:r>
+        <w:rPr>
+          <w:lang w:val="gu_IN" w:bidi="gu_IN"/>
+        </w:rPr>
+      </w:r>
+    </w:p>
+    <w:p>
+      <w:pPr/>
+      <w:r>
+        <w:rPr>
+          <w:lang w:val="gu_IN" w:bidi="gu_IN"/>
+        </w:rPr>
+      </w:r>
+      <w:r>
+        <w:rPr>
+          <w:b/>
+          <w:lang w:val="gu_IN" w:bidi="gu_IN"/>
+        </w:rPr>
+        <w:t>"તથા ઘણી મૂર્ખ અને હાનીકારક ઈચ્છાઓમાં"</w:t>
+      </w:r>
+    </w:p>
+    <w:p>
+      <w:pPr/>
+      <w:r>
+        <w:rPr>
+          <w:lang w:val="gu_IN" w:bidi="gu_IN"/>
+        </w:rPr>
+      </w:r>
+      <w:r>
+        <w:rPr>
+          <w:lang w:val="gu_IN" w:bidi="gu_IN"/>
+        </w:rPr>
+        <w:t xml:space="preserve">આ વાક્ય પાછલા શબ્દસમૂહમાંથી શબ્દાલંકાર ચાલુ રાખે છે. પાઉલ આ ઇચ્છાઓ વિશે બોલે છે જો તેઓ પણ એક છિદ્ર હતા જેનો શિકારી છટકું તરીકે ઉપયોગ કરી રહ્યો હતો. વૈકલ્પિક ભાષાંતર: "અને તેઓ દૂર કરી શકતા નથી તેના કરતાં વિનાશક આવેગનો અનુભવ કરશે" (જુઓ: </w:t>
+      </w:r>
+      <w:r>
+        <w:rPr>
+          <w:lang w:val="gu_IN" w:bidi="gu_IN"/>
+        </w:rPr>
+        <w:t>રૂપક</w:t>
+      </w:r>
+      <w:r>
+        <w:rPr>
+          <w:lang w:val="gu_IN" w:bidi="gu_IN"/>
+        </w:rPr>
+        <w:t>)</w:t>
+      </w:r>
+      <w:r>
+        <w:rPr>
+          <w:lang w:val="gu_IN" w:bidi="gu_IN"/>
+        </w:rPr>
+      </w:r>
+      <w:r>
+        <w:rPr>
+          <w:lang w:val="gu_IN" w:bidi="gu_IN"/>
+        </w:rPr>
+      </w:r>
+    </w:p>
+    <w:p>
+      <w:pPr/>
+      <w:r>
+        <w:rPr>
+          <w:lang w:val="gu_IN" w:bidi="gu_IN"/>
+        </w:rPr>
+      </w:r>
+    </w:p>
+    <w:p>
+      <w:pPr>
+        <w:pStyle w:val="Heading2"/>
+      </w:pPr>
+      <w:r>
+        <w:rPr>
+          <w:lang w:val="gu_IN" w:bidi="gu_IN"/>
+        </w:rPr>
         <w:t>1 તિમોથીને 6:10 (#1)</w:t>
       </w:r>
       <w:r>
@@ -28960,6 +31953,81 @@
         <w:rPr>
           <w:lang w:val="gu_IN" w:bidi="gu_IN"/>
         </w:rPr>
+        <w:t>1 તિમોથીને 6:13 (#3)</w:t>
+      </w:r>
+      <w:r>
+        <w:rPr>
+          <w:lang w:val="gu_IN" w:bidi="gu_IN"/>
+        </w:rPr>
+      </w:r>
+    </w:p>
+    <w:p>
+      <w:pPr/>
+      <w:r>
+        <w:rPr>
+          <w:lang w:val="gu_IN" w:bidi="gu_IN"/>
+        </w:rPr>
+      </w:r>
+      <w:r>
+        <w:rPr>
+          <w:b/>
+          <w:lang w:val="gu_IN" w:bidi="gu_IN"/>
+        </w:rPr>
+        <w:t>"તથા ખ્રિસ્ત ઈસુ"</w:t>
+      </w:r>
+    </w:p>
+    <w:p>
+      <w:pPr/>
+      <w:r>
+        <w:rPr>
+          <w:lang w:val="gu_IN" w:bidi="gu_IN"/>
+        </w:rPr>
+      </w:r>
+      <w:r>
+        <w:rPr>
+          <w:lang w:val="gu_IN" w:bidi="gu_IN"/>
+        </w:rPr>
+        <w:t xml:space="preserve">તાત્પર્ય એ છે કે પાઉલ પણ ઈસુને તેના સાક્ષી બનવા માટે કહી રહ્યો છે. વૈકલ્પિક અનુવાદ: "અને ખ્રિસ્ત ઈસુ સાથે ... મારા સાક્ષી તરીકે પણ" (જુઓ: </w:t>
+      </w:r>
+      <w:r>
+        <w:rPr>
+          <w:lang w:val="gu_IN" w:bidi="gu_IN"/>
+        </w:rPr>
+        <w:t>અનુમાનિત જ્ઞાન અને ગર્ભિત માહિતી</w:t>
+      </w:r>
+      <w:r>
+        <w:rPr>
+          <w:lang w:val="gu_IN" w:bidi="gu_IN"/>
+        </w:rPr>
+        <w:t>)</w:t>
+      </w:r>
+      <w:r>
+        <w:rPr>
+          <w:lang w:val="gu_IN" w:bidi="gu_IN"/>
+        </w:rPr>
+      </w:r>
+      <w:r>
+        <w:rPr>
+          <w:lang w:val="gu_IN" w:bidi="gu_IN"/>
+        </w:rPr>
+      </w:r>
+    </w:p>
+    <w:p>
+      <w:pPr/>
+      <w:r>
+        <w:rPr>
+          <w:lang w:val="gu_IN" w:bidi="gu_IN"/>
+        </w:rPr>
+      </w:r>
+    </w:p>
+    <w:p>
+      <w:pPr>
+        <w:pStyle w:val="Heading2"/>
+      </w:pPr>
+      <w:r>
+        <w:rPr>
+          <w:lang w:val="gu_IN" w:bidi="gu_IN"/>
+        </w:rPr>
         <w:t>1 તિમોથીને 6:14 (#1)</w:t>
       </w:r>
       <w:r>
@@ -29689,6 +32757,81 @@
         <w:rPr>
           <w:lang w:val="gu_IN" w:bidi="gu_IN"/>
         </w:rPr>
+        <w:t>1 તિમોથીને 6:16 (#2)</w:t>
+      </w:r>
+      <w:r>
+        <w:rPr>
+          <w:lang w:val="gu_IN" w:bidi="gu_IN"/>
+        </w:rPr>
+      </w:r>
+    </w:p>
+    <w:p>
+      <w:pPr/>
+      <w:r>
+        <w:rPr>
+          <w:lang w:val="gu_IN" w:bidi="gu_IN"/>
+        </w:rPr>
+      </w:r>
+      <w:r>
+        <w:rPr>
+          <w:b/>
+          <w:lang w:val="gu_IN" w:bidi="gu_IN"/>
+        </w:rPr>
+        <w:t>"જેઓ એકમાત્ર અવિનાશી છે"</w:t>
+      </w:r>
+    </w:p>
+    <w:p>
+      <w:pPr/>
+      <w:r>
+        <w:rPr>
+          <w:lang w:val="gu_IN" w:bidi="gu_IN"/>
+        </w:rPr>
+      </w:r>
+      <w:r>
+        <w:rPr>
+          <w:lang w:val="gu_IN" w:bidi="gu_IN"/>
+        </w:rPr>
+        <w:t xml:space="preserve">પાઉલ ** જે છે** કૃદંત નો ઉપયોગ કરે છે, જે વિશેષણ તરીકે કાર્ય કરે છે, સંજ્ઞા તરીકે, દેવને એક સભ્ય તરીકે દર્શાવવા માટે, જો કે તે જે વર્ગનું વર્ણન કરે છે તેના એકમાત્ર સભ્ય છે. જો તે તમારી ભાષામાં સ્પષ્ટ હશે, તો તમે તેને સંજ્ઞા શબ્દસમૂહ સાથે અનુવાદિત કરી શકો છો. વૈકલ્પિક અનુવાદ: "એકમાત્ર જે હંમેશા અસ્તિત્વમાં છે અને હંમેશા અસ્તિત્વમાં રહેશે"(જુઓ: </w:t>
+      </w:r>
+      <w:r>
+        <w:rPr>
+          <w:lang w:val="gu_IN" w:bidi="gu_IN"/>
+        </w:rPr>
+        <w:t>નામવાચક વિશેષણો</w:t>
+      </w:r>
+      <w:r>
+        <w:rPr>
+          <w:lang w:val="gu_IN" w:bidi="gu_IN"/>
+        </w:rPr>
+        <w:t>)</w:t>
+      </w:r>
+      <w:r>
+        <w:rPr>
+          <w:lang w:val="gu_IN" w:bidi="gu_IN"/>
+        </w:rPr>
+      </w:r>
+      <w:r>
+        <w:rPr>
+          <w:lang w:val="gu_IN" w:bidi="gu_IN"/>
+        </w:rPr>
+      </w:r>
+    </w:p>
+    <w:p>
+      <w:pPr/>
+      <w:r>
+        <w:rPr>
+          <w:lang w:val="gu_IN" w:bidi="gu_IN"/>
+        </w:rPr>
+      </w:r>
+    </w:p>
+    <w:p>
+      <w:pPr>
+        <w:pStyle w:val="Heading2"/>
+      </w:pPr>
+      <w:r>
+        <w:rPr>
+          <w:lang w:val="gu_IN" w:bidi="gu_IN"/>
+        </w:rPr>
         <w:t>1 તિમોથીને 6:17 (#1)</w:t>
       </w:r>
       <w:r>
@@ -30437,6 +33580,81 @@
         <w:rPr>
           <w:lang w:val="gu_IN" w:bidi="gu_IN"/>
         </w:rPr>
+        <w:t>1 તિમોથીને 6:19 (#2)</w:t>
+      </w:r>
+      <w:r>
+        <w:rPr>
+          <w:lang w:val="gu_IN" w:bidi="gu_IN"/>
+        </w:rPr>
+      </w:r>
+    </w:p>
+    <w:p>
+      <w:pPr/>
+      <w:r>
+        <w:rPr>
+          <w:lang w:val="gu_IN" w:bidi="gu_IN"/>
+        </w:rPr>
+      </w:r>
+      <w:r>
+        <w:rPr>
+          <w:b/>
+          <w:lang w:val="gu_IN" w:bidi="gu_IN"/>
+        </w:rPr>
+        <w:t>"જે આવનાર છે તેને માટે પોતાને એક સારા આધાર તરીકે સ્થાપિત કરવા"</w:t>
+      </w:r>
+    </w:p>
+    <w:p>
+      <w:pPr/>
+      <w:r>
+        <w:rPr>
+          <w:lang w:val="gu_IN" w:bidi="gu_IN"/>
+        </w:rPr>
+      </w:r>
+      <w:r>
+        <w:rPr>
+          <w:lang w:val="gu_IN" w:bidi="gu_IN"/>
+        </w:rPr>
+        <w:t xml:space="preserve">પાઉલ એ પણ અલંકારિક રીતે કહે છે કે દેવ જે આશીર્વાદો આપશે, જાણે કે તેઓ કોઈ મકાનનો પાયો હોય. તેનો અર્થ એ છે કે તેઓ દેવની હાજરીમાં વ્યક્તિને તેમના નવા જીવનની સારી શરૂઆત આપશે. વૈકલ્પિક અનુવાદ: " દેવની હાજરીમાં તેમના ભાવિ જીવન માટે હવે સારી શરૂઆત સુરક્ષિત કરવી" (જુઓ: </w:t>
+      </w:r>
+      <w:r>
+        <w:rPr>
+          <w:lang w:val="gu_IN" w:bidi="gu_IN"/>
+        </w:rPr>
+        <w:t>રૂપક</w:t>
+      </w:r>
+      <w:r>
+        <w:rPr>
+          <w:lang w:val="gu_IN" w:bidi="gu_IN"/>
+        </w:rPr>
+        <w:t>)</w:t>
+      </w:r>
+      <w:r>
+        <w:rPr>
+          <w:lang w:val="gu_IN" w:bidi="gu_IN"/>
+        </w:rPr>
+      </w:r>
+      <w:r>
+        <w:rPr>
+          <w:lang w:val="gu_IN" w:bidi="gu_IN"/>
+        </w:rPr>
+      </w:r>
+    </w:p>
+    <w:p>
+      <w:pPr/>
+      <w:r>
+        <w:rPr>
+          <w:lang w:val="gu_IN" w:bidi="gu_IN"/>
+        </w:rPr>
+      </w:r>
+    </w:p>
+    <w:p>
+      <w:pPr>
+        <w:pStyle w:val="Heading2"/>
+      </w:pPr>
+      <w:r>
+        <w:rPr>
+          <w:lang w:val="gu_IN" w:bidi="gu_IN"/>
+        </w:rPr>
         <w:t>1 તિમોથીને 6:20 (#2)</w:t>
       </w:r>
       <w:r>
@@ -30674,6 +33892,156 @@
           <w:lang w:val="gu_IN" w:bidi="gu_IN"/>
         </w:rPr>
         <w:t>આનો અર્થ આ હોઈ શકે છે: (૧) ખોટા શિક્ષકો એવી વસ્તુઓ કહે છે જે સાચી ખ્રિસ્તી માન્યતાની વિરુદ્ધ છે. વૈકલ્પિક અનુવાદો: "અને ઉપદેશો જે આપણને વિરોધાભાસ આપે છે" અથવા "અને વિરોધી નિવેદનો" (૨) ખોટા શિક્ષકો એવી વસ્તુઓ કહે છે જે એક જ સમયે સાચી ન હોઈ શકે.</w:t>
+      </w:r>
+      <w:r>
+        <w:rPr>
+          <w:lang w:val="gu_IN" w:bidi="gu_IN"/>
+        </w:rPr>
+      </w:r>
+      <w:r>
+        <w:rPr>
+          <w:lang w:val="gu_IN" w:bidi="gu_IN"/>
+        </w:rPr>
+      </w:r>
+    </w:p>
+    <w:p>
+      <w:pPr/>
+      <w:r>
+        <w:rPr>
+          <w:lang w:val="gu_IN" w:bidi="gu_IN"/>
+        </w:rPr>
+      </w:r>
+    </w:p>
+    <w:p>
+      <w:pPr>
+        <w:pStyle w:val="Heading2"/>
+      </w:pPr>
+      <w:r>
+        <w:rPr>
+          <w:lang w:val="gu_IN" w:bidi="gu_IN"/>
+        </w:rPr>
+        <w:t>1 તિમોથીને 6:20 (#1)</w:t>
+      </w:r>
+      <w:r>
+        <w:rPr>
+          <w:lang w:val="gu_IN" w:bidi="gu_IN"/>
+        </w:rPr>
+      </w:r>
+    </w:p>
+    <w:p>
+      <w:pPr/>
+      <w:r>
+        <w:rPr>
+          <w:lang w:val="gu_IN" w:bidi="gu_IN"/>
+        </w:rPr>
+      </w:r>
+      <w:r>
+        <w:rPr>
+          <w:b/>
+          <w:lang w:val="gu_IN" w:bidi="gu_IN"/>
+        </w:rPr>
+        <w:t>"સોંપેલાની રક્ષા કર"</w:t>
+      </w:r>
+    </w:p>
+    <w:p>
+      <w:pPr/>
+      <w:r>
+        <w:rPr>
+          <w:lang w:val="gu_IN" w:bidi="gu_IN"/>
+        </w:rPr>
+      </w:r>
+      <w:r>
+        <w:rPr>
+          <w:lang w:val="gu_IN" w:bidi="gu_IN"/>
+        </w:rPr>
+        <w:t xml:space="preserve">જો તે તમારી ભાષામાં સ્પષ્ટ હશે, તો તમે આને સક્રિય સ્વરૂપ સાથે કહી શકો છો, અને તમે કહી શકો છો કે ક્રિયા કોણે કરી. વૈકલ્પિક અનુવાદ: "ઈસુએ તમારી સંભાળમાં શું રાખ્યું છે" (જુઓ: </w:t>
+      </w:r>
+      <w:r>
+        <w:rPr>
+          <w:lang w:val="gu_IN" w:bidi="gu_IN"/>
+        </w:rPr>
+        <w:t>﻿﻿સક્રિય (પ્રત્યક્ષ) અથવા નિષ્ક્રિય (પરોક્ષ)</w:t>
+      </w:r>
+      <w:r>
+        <w:rPr>
+          <w:lang w:val="gu_IN" w:bidi="gu_IN"/>
+        </w:rPr>
+        <w:t>)</w:t>
+      </w:r>
+      <w:r>
+        <w:rPr>
+          <w:lang w:val="gu_IN" w:bidi="gu_IN"/>
+        </w:rPr>
+      </w:r>
+      <w:r>
+        <w:rPr>
+          <w:lang w:val="gu_IN" w:bidi="gu_IN"/>
+        </w:rPr>
+      </w:r>
+    </w:p>
+    <w:p>
+      <w:pPr/>
+      <w:r>
+        <w:rPr>
+          <w:lang w:val="gu_IN" w:bidi="gu_IN"/>
+        </w:rPr>
+      </w:r>
+    </w:p>
+    <w:p>
+      <w:pPr>
+        <w:pStyle w:val="Heading2"/>
+      </w:pPr>
+      <w:r>
+        <w:rPr>
+          <w:lang w:val="gu_IN" w:bidi="gu_IN"/>
+        </w:rPr>
+        <w:t>1 તિમોથીને 6:20 (#5)</w:t>
+      </w:r>
+      <w:r>
+        <w:rPr>
+          <w:lang w:val="gu_IN" w:bidi="gu_IN"/>
+        </w:rPr>
+      </w:r>
+    </w:p>
+    <w:p>
+      <w:pPr/>
+      <w:r>
+        <w:rPr>
+          <w:lang w:val="gu_IN" w:bidi="gu_IN"/>
+        </w:rPr>
+      </w:r>
+      <w:r>
+        <w:rPr>
+          <w:b/>
+          <w:lang w:val="gu_IN" w:bidi="gu_IN"/>
+        </w:rPr>
+        <w:t>"ખોટા જ્ઞાનની વિચારધારાઓથી"</w:t>
+      </w:r>
+    </w:p>
+    <w:p>
+      <w:pPr/>
+      <w:r>
+        <w:rPr>
+          <w:lang w:val="gu_IN" w:bidi="gu_IN"/>
+        </w:rPr>
+      </w:r>
+      <w:r>
+        <w:rPr>
+          <w:lang w:val="gu_IN" w:bidi="gu_IN"/>
+        </w:rPr>
+        <w:t xml:space="preserve">જો તે તમારી ભાષામાં સ્પષ્ટ હશે, તો તમે આને સક્રિય સ્વરૂપ સાથે કહી શકો છો, અને તમે કહી શકો છો કે ક્રિયા કોણ કરી રહ્યું છે. વૈકલ્પિક અનુવાદ: "જેને કેટલાક લોકો ખોટી રીતે જ્ઞાન કહે છે" (જુઓ: </w:t>
+      </w:r>
+      <w:r>
+        <w:rPr>
+          <w:lang w:val="gu_IN" w:bidi="gu_IN"/>
+        </w:rPr>
+        <w:t>﻿﻿સક્રિય (પ્રત્યક્ષ) અથવા નિષ્ક્રિય (પરોક્ષ)</w:t>
+      </w:r>
+      <w:r>
+        <w:rPr>
+          <w:lang w:val="gu_IN" w:bidi="gu_IN"/>
+        </w:rPr>
+        <w:t>)</w:t>
       </w:r>
       <w:r>
         <w:rPr>
